--- a/Quaderno_Tecnico_ARF_Gruppo1_esteso.docx
+++ b/Quaderno_Tecnico_ARF_Gruppo1_esteso.docx
@@ -3271,6 +3271,76 @@
       </w:r>
     </w:p>
     <w:p>
+      <w:r>
+        <w:br w:type="page"/>
+      </w:r>
+    </w:p>
+    <w:p>
+      <w:pPr>
+        <w:pStyle w:val="Heading2"/>
+      </w:pPr>
+      <w:r>
+        <w:t>Esempio di sequenza didattica (scheda di tirocinio)</w:t>
+      </w:r>
+    </w:p>
+    <w:p>
+      <w:r>
+        <w:t>A titolo di esempio si riporta la scheda di progressione didattica usata da Alessandro Carloni per il tirocinio sul jump-hook: obiettivo, descrizione degli esercizi e diagrammi di campo. La progressione va (1) dalla posizione fondamentale spalle a canestro, con presa a due mani e salita della mano di tiro sotto il pallone, palla lontana dal difensore e frustata finale del polso; (2) alla stessa azione con disturbo del difensore, senza esporre la palla e mantenendo l'equilibrio durante la salita; (3) fino all'1c1 agonistico con la difesa che manda verso il centro, curando la posizione dei piedi e l'assorbimento del contatto.</w:t>
+      </w:r>
+    </w:p>
+    <w:p>
+      <w:pPr>
+        <w:jc w:val="center"/>
+      </w:pPr>
+      <w:r>
+        <w:drawing>
+          <wp:inline xmlns:a="http://schemas.openxmlformats.org/drawingml/2006/main" xmlns:pic="http://schemas.openxmlformats.org/drawingml/2006/picture">
+            <wp:extent cx="5220000" cy="5681664"/>
+            <wp:docPr id="2" name="Picture 2"/>
+            <wp:cNvGraphicFramePr>
+              <a:graphicFrameLocks noChangeAspect="1"/>
+            </wp:cNvGraphicFramePr>
+            <a:graphic>
+              <a:graphicData uri="http://schemas.openxmlformats.org/drawingml/2006/picture">
+                <pic:pic>
+                  <pic:nvPicPr>
+                    <pic:cNvPr id="0" name="tirocinio_alessandro.jpg"/>
+                    <pic:cNvPicPr/>
+                  </pic:nvPicPr>
+                  <pic:blipFill>
+                    <a:blip r:embed="rId10"/>
+                    <a:stretch>
+                      <a:fillRect/>
+                    </a:stretch>
+                  </pic:blipFill>
+                  <pic:spPr>
+                    <a:xfrm>
+                      <a:off x="0" y="0"/>
+                      <a:ext cx="5220000" cy="5681664"/>
+                    </a:xfrm>
+                    <a:prstGeom prst="rect"/>
+                  </pic:spPr>
+                </pic:pic>
+              </a:graphicData>
+            </a:graphic>
+          </wp:inline>
+        </w:drawing>
+      </w:r>
+    </w:p>
+    <w:p>
+      <w:pPr>
+        <w:jc w:val="center"/>
+      </w:pPr>
+      <w:r>
+        <w:rPr>
+          <w:i/>
+          <w:color w:val="555555"/>
+          <w:sz w:val="18"/>
+        </w:rPr>
+        <w:t>Scheda di tirocinio - progressione sul jump-hook (U17). Esempio del gruppo.</w:t>
+      </w:r>
+    </w:p>
+    <w:p>
       <w:pPr>
         <w:pStyle w:val="Heading1"/>
       </w:pPr>
@@ -3391,7 +3461,7 @@
       </w:r>
     </w:p>
     <w:sectPr>
-      <w:footerReference w:type="default" r:id="rId10"/>
+      <w:footerReference w:type="default" r:id="rId11"/>
       <w:pgSz w:w="12240" w:h="15840"/>
       <w:pgMar w:top="1247" w:right="1304" w:bottom="1247" w:left="1304" w:header="720" w:footer="720" w:gutter="0"/>
       <w:cols w:space="720"/>

--- a/Quaderno_Tecnico_ARF_Gruppo1_esteso.docx
+++ b/Quaderno_Tecnico_ARF_Gruppo1_esteso.docx
@@ -1069,7 +1069,47 @@
         <w:pStyle w:val="ListBullet"/>
       </w:pPr>
       <w:r>
-        <w:t>Spostamento senza palla: linea continua con freccia.</w:t>
+        <w:rPr>
+          <w:b/>
+        </w:rPr>
+        <w:t xml:space="preserve">Spostamento senza palla: </w:t>
+      </w:r>
+      <w:r>
+        <w:t xml:space="preserve">linea continua con freccia.  </w:t>
+      </w:r>
+      <w:r>
+        <w:drawing>
+          <wp:inline xmlns:a="http://schemas.openxmlformats.org/drawingml/2006/main" xmlns:pic="http://schemas.openxmlformats.org/drawingml/2006/picture">
+            <wp:extent cx="645981" cy="180000"/>
+            <wp:docPr id="2" name="Picture 2"/>
+            <wp:cNvGraphicFramePr>
+              <a:graphicFrameLocks noChangeAspect="1"/>
+            </wp:cNvGraphicFramePr>
+            <a:graphic>
+              <a:graphicData uri="http://schemas.openxmlformats.org/drawingml/2006/picture">
+                <pic:pic>
+                  <pic:nvPicPr>
+                    <pic:cNvPr id="0" name="spostamento.png"/>
+                    <pic:cNvPicPr/>
+                  </pic:nvPicPr>
+                  <pic:blipFill>
+                    <a:blip r:embed="rId10"/>
+                    <a:stretch>
+                      <a:fillRect/>
+                    </a:stretch>
+                  </pic:blipFill>
+                  <pic:spPr>
+                    <a:xfrm>
+                      <a:off x="0" y="0"/>
+                      <a:ext cx="645981" cy="180000"/>
+                    </a:xfrm>
+                    <a:prstGeom prst="rect"/>
+                  </pic:spPr>
+                </pic:pic>
+              </a:graphicData>
+            </a:graphic>
+          </wp:inline>
+        </w:drawing>
       </w:r>
     </w:p>
     <w:p>
@@ -1077,7 +1117,47 @@
         <w:pStyle w:val="ListBullet"/>
       </w:pPr>
       <w:r>
-        <w:t>Palleggio: linea ondulata con freccia.</w:t>
+        <w:rPr>
+          <w:b/>
+        </w:rPr>
+        <w:t xml:space="preserve">Palleggio: </w:t>
+      </w:r>
+      <w:r>
+        <w:t xml:space="preserve">linea ondulata con freccia.  </w:t>
+      </w:r>
+      <w:r>
+        <w:drawing>
+          <wp:inline xmlns:a="http://schemas.openxmlformats.org/drawingml/2006/main" xmlns:pic="http://schemas.openxmlformats.org/drawingml/2006/picture">
+            <wp:extent cx="645981" cy="180000"/>
+            <wp:docPr id="3" name="Picture 3"/>
+            <wp:cNvGraphicFramePr>
+              <a:graphicFrameLocks noChangeAspect="1"/>
+            </wp:cNvGraphicFramePr>
+            <a:graphic>
+              <a:graphicData uri="http://schemas.openxmlformats.org/drawingml/2006/picture">
+                <pic:pic>
+                  <pic:nvPicPr>
+                    <pic:cNvPr id="0" name="palleggio.png"/>
+                    <pic:cNvPicPr/>
+                  </pic:nvPicPr>
+                  <pic:blipFill>
+                    <a:blip r:embed="rId11"/>
+                    <a:stretch>
+                      <a:fillRect/>
+                    </a:stretch>
+                  </pic:blipFill>
+                  <pic:spPr>
+                    <a:xfrm>
+                      <a:off x="0" y="0"/>
+                      <a:ext cx="645981" cy="180000"/>
+                    </a:xfrm>
+                    <a:prstGeom prst="rect"/>
+                  </pic:spPr>
+                </pic:pic>
+              </a:graphicData>
+            </a:graphic>
+          </wp:inline>
+        </w:drawing>
       </w:r>
     </w:p>
     <w:p>
@@ -1085,7 +1165,47 @@
         <w:pStyle w:val="ListBullet"/>
       </w:pPr>
       <w:r>
-        <w:t>Passaggio: linea tratteggiata con freccia; passaggio consegnato (hand-off).</w:t>
+        <w:rPr>
+          <w:b/>
+        </w:rPr>
+        <w:t xml:space="preserve">Passaggio: </w:t>
+      </w:r>
+      <w:r>
+        <w:t xml:space="preserve">linea tratteggiata con freccia.  </w:t>
+      </w:r>
+      <w:r>
+        <w:drawing>
+          <wp:inline xmlns:a="http://schemas.openxmlformats.org/drawingml/2006/main" xmlns:pic="http://schemas.openxmlformats.org/drawingml/2006/picture">
+            <wp:extent cx="645981" cy="180000"/>
+            <wp:docPr id="4" name="Picture 4"/>
+            <wp:cNvGraphicFramePr>
+              <a:graphicFrameLocks noChangeAspect="1"/>
+            </wp:cNvGraphicFramePr>
+            <a:graphic>
+              <a:graphicData uri="http://schemas.openxmlformats.org/drawingml/2006/picture">
+                <pic:pic>
+                  <pic:nvPicPr>
+                    <pic:cNvPr id="0" name="passaggio.png"/>
+                    <pic:cNvPicPr/>
+                  </pic:nvPicPr>
+                  <pic:blipFill>
+                    <a:blip r:embed="rId12"/>
+                    <a:stretch>
+                      <a:fillRect/>
+                    </a:stretch>
+                  </pic:blipFill>
+                  <pic:spPr>
+                    <a:xfrm>
+                      <a:off x="0" y="0"/>
+                      <a:ext cx="645981" cy="180000"/>
+                    </a:xfrm>
+                    <a:prstGeom prst="rect"/>
+                  </pic:spPr>
+                </pic:pic>
+              </a:graphicData>
+            </a:graphic>
+          </wp:inline>
+        </w:drawing>
       </w:r>
     </w:p>
     <w:p>
@@ -1093,7 +1213,47 @@
         <w:pStyle w:val="ListBullet"/>
       </w:pPr>
       <w:r>
-        <w:t>Tiro: linea (freccia) verso il canestro con due trattini perpendicolari sulla linea.</w:t>
+        <w:rPr>
+          <w:b/>
+        </w:rPr>
+        <w:t xml:space="preserve">Consegnato (hand-off): </w:t>
+      </w:r>
+      <w:r>
+        <w:t xml:space="preserve">passaggio a contatto: linea che termina con una barra perpendicolare.  </w:t>
+      </w:r>
+      <w:r>
+        <w:drawing>
+          <wp:inline xmlns:a="http://schemas.openxmlformats.org/drawingml/2006/main" xmlns:pic="http://schemas.openxmlformats.org/drawingml/2006/picture">
+            <wp:extent cx="645981" cy="180000"/>
+            <wp:docPr id="5" name="Picture 5"/>
+            <wp:cNvGraphicFramePr>
+              <a:graphicFrameLocks noChangeAspect="1"/>
+            </wp:cNvGraphicFramePr>
+            <a:graphic>
+              <a:graphicData uri="http://schemas.openxmlformats.org/drawingml/2006/picture">
+                <pic:pic>
+                  <pic:nvPicPr>
+                    <pic:cNvPr id="0" name="consegnato.png"/>
+                    <pic:cNvPicPr/>
+                  </pic:nvPicPr>
+                  <pic:blipFill>
+                    <a:blip r:embed="rId13"/>
+                    <a:stretch>
+                      <a:fillRect/>
+                    </a:stretch>
+                  </pic:blipFill>
+                  <pic:spPr>
+                    <a:xfrm>
+                      <a:off x="0" y="0"/>
+                      <a:ext cx="645981" cy="180000"/>
+                    </a:xfrm>
+                    <a:prstGeom prst="rect"/>
+                  </pic:spPr>
+                </pic:pic>
+              </a:graphicData>
+            </a:graphic>
+          </wp:inline>
+        </w:drawing>
       </w:r>
     </w:p>
     <w:p>
@@ -1101,7 +1261,47 @@
         <w:pStyle w:val="ListBullet"/>
       </w:pPr>
       <w:r>
-        <w:t>Blocco: linea continua che termina con una barra a T nel punto del blocco.</w:t>
+        <w:rPr>
+          <w:b/>
+        </w:rPr>
+        <w:t xml:space="preserve">Tiro: </w:t>
+      </w:r>
+      <w:r>
+        <w:t xml:space="preserve">linea (freccia) verso il canestro con due trattini perpendicolari sulla linea.  </w:t>
+      </w:r>
+      <w:r>
+        <w:drawing>
+          <wp:inline xmlns:a="http://schemas.openxmlformats.org/drawingml/2006/main" xmlns:pic="http://schemas.openxmlformats.org/drawingml/2006/picture">
+            <wp:extent cx="645981" cy="180000"/>
+            <wp:docPr id="6" name="Picture 6"/>
+            <wp:cNvGraphicFramePr>
+              <a:graphicFrameLocks noChangeAspect="1"/>
+            </wp:cNvGraphicFramePr>
+            <a:graphic>
+              <a:graphicData uri="http://schemas.openxmlformats.org/drawingml/2006/picture">
+                <pic:pic>
+                  <pic:nvPicPr>
+                    <pic:cNvPr id="0" name="tiro.png"/>
+                    <pic:cNvPicPr/>
+                  </pic:nvPicPr>
+                  <pic:blipFill>
+                    <a:blip r:embed="rId14"/>
+                    <a:stretch>
+                      <a:fillRect/>
+                    </a:stretch>
+                  </pic:blipFill>
+                  <pic:spPr>
+                    <a:xfrm>
+                      <a:off x="0" y="0"/>
+                      <a:ext cx="645981" cy="180000"/>
+                    </a:xfrm>
+                    <a:prstGeom prst="rect"/>
+                  </pic:spPr>
+                </pic:pic>
+              </a:graphicData>
+            </a:graphic>
+          </wp:inline>
+        </w:drawing>
       </w:r>
     </w:p>
     <w:p>
@@ -1109,6 +1309,54 @@
         <w:pStyle w:val="ListBullet"/>
       </w:pPr>
       <w:r>
+        <w:rPr>
+          <w:b/>
+        </w:rPr>
+        <w:t xml:space="preserve">Blocco: </w:t>
+      </w:r>
+      <w:r>
+        <w:t xml:space="preserve">linea continua che termina con una barra a T nel punto del blocco.  </w:t>
+      </w:r>
+      <w:r>
+        <w:drawing>
+          <wp:inline xmlns:a="http://schemas.openxmlformats.org/drawingml/2006/main" xmlns:pic="http://schemas.openxmlformats.org/drawingml/2006/picture">
+            <wp:extent cx="645981" cy="180000"/>
+            <wp:docPr id="7" name="Picture 7"/>
+            <wp:cNvGraphicFramePr>
+              <a:graphicFrameLocks noChangeAspect="1"/>
+            </wp:cNvGraphicFramePr>
+            <a:graphic>
+              <a:graphicData uri="http://schemas.openxmlformats.org/drawingml/2006/picture">
+                <pic:pic>
+                  <pic:nvPicPr>
+                    <pic:cNvPr id="0" name="blocco.png"/>
+                    <pic:cNvPicPr/>
+                  </pic:nvPicPr>
+                  <pic:blipFill>
+                    <a:blip r:embed="rId15"/>
+                    <a:stretch>
+                      <a:fillRect/>
+                    </a:stretch>
+                  </pic:blipFill>
+                  <pic:spPr>
+                    <a:xfrm>
+                      <a:off x="0" y="0"/>
+                      <a:ext cx="645981" cy="180000"/>
+                    </a:xfrm>
+                    <a:prstGeom prst="rect"/>
+                  </pic:spPr>
+                </pic:pic>
+              </a:graphicData>
+            </a:graphic>
+          </wp:inline>
+        </w:drawing>
+      </w:r>
+    </w:p>
+    <w:p>
+      <w:pPr>
+        <w:pStyle w:val="ListBullet"/>
+      </w:pPr>
+      <w:r>
         <w:t>Autopassaggio: passaggio (tratteggiata) + spostamento.</w:t>
       </w:r>
     </w:p>
@@ -1122,7 +1370,47 @@
         <w:pStyle w:val="ListBullet"/>
       </w:pPr>
       <w:r>
-        <w:t>Arresto a un tempo: due trattini paralleli (i due piedi atterrano insieme).</w:t>
+        <w:rPr>
+          <w:b/>
+        </w:rPr>
+        <w:t xml:space="preserve">Arresto a un tempo: </w:t>
+      </w:r>
+      <w:r>
+        <w:t xml:space="preserve">due trattini paralleli (i due piedi atterrano insieme).  </w:t>
+      </w:r>
+      <w:r>
+        <w:drawing>
+          <wp:inline xmlns:a="http://schemas.openxmlformats.org/drawingml/2006/main" xmlns:pic="http://schemas.openxmlformats.org/drawingml/2006/picture">
+            <wp:extent cx="645981" cy="180000"/>
+            <wp:docPr id="8" name="Picture 8"/>
+            <wp:cNvGraphicFramePr>
+              <a:graphicFrameLocks noChangeAspect="1"/>
+            </wp:cNvGraphicFramePr>
+            <a:graphic>
+              <a:graphicData uri="http://schemas.openxmlformats.org/drawingml/2006/picture">
+                <pic:pic>
+                  <pic:nvPicPr>
+                    <pic:cNvPr id="0" name="arresto_un_tempo.png"/>
+                    <pic:cNvPicPr/>
+                  </pic:nvPicPr>
+                  <pic:blipFill>
+                    <a:blip r:embed="rId16"/>
+                    <a:stretch>
+                      <a:fillRect/>
+                    </a:stretch>
+                  </pic:blipFill>
+                  <pic:spPr>
+                    <a:xfrm>
+                      <a:off x="0" y="0"/>
+                      <a:ext cx="645981" cy="180000"/>
+                    </a:xfrm>
+                    <a:prstGeom prst="rect"/>
+                  </pic:spPr>
+                </pic:pic>
+              </a:graphicData>
+            </a:graphic>
+          </wp:inline>
+        </w:drawing>
       </w:r>
     </w:p>
     <w:p>
@@ -1130,7 +1418,47 @@
         <w:pStyle w:val="ListBullet"/>
       </w:pPr>
       <w:r>
-        <w:t>Arresto a due tempi: due trattini sfalsati; quello più arretrato rispetto alla direzione del giocatore indica il piede perno.</w:t>
+        <w:rPr>
+          <w:b/>
+        </w:rPr>
+        <w:t xml:space="preserve">Arresto a due tempi: </w:t>
+      </w:r>
+      <w:r>
+        <w:t xml:space="preserve">due trattini sfalsati; quello più arretrato rispetto alla direzione del giocatore indica il piede perno.  </w:t>
+      </w:r>
+      <w:r>
+        <w:drawing>
+          <wp:inline xmlns:a="http://schemas.openxmlformats.org/drawingml/2006/main" xmlns:pic="http://schemas.openxmlformats.org/drawingml/2006/picture">
+            <wp:extent cx="645981" cy="180000"/>
+            <wp:docPr id="9" name="Picture 9"/>
+            <wp:cNvGraphicFramePr>
+              <a:graphicFrameLocks noChangeAspect="1"/>
+            </wp:cNvGraphicFramePr>
+            <a:graphic>
+              <a:graphicData uri="http://schemas.openxmlformats.org/drawingml/2006/picture">
+                <pic:pic>
+                  <pic:nvPicPr>
+                    <pic:cNvPr id="0" name="arresto_due_tempi.png"/>
+                    <pic:cNvPicPr/>
+                  </pic:nvPicPr>
+                  <pic:blipFill>
+                    <a:blip r:embed="rId17"/>
+                    <a:stretch>
+                      <a:fillRect/>
+                    </a:stretch>
+                  </pic:blipFill>
+                  <pic:spPr>
+                    <a:xfrm>
+                      <a:off x="0" y="0"/>
+                      <a:ext cx="645981" cy="180000"/>
+                    </a:xfrm>
+                    <a:prstGeom prst="rect"/>
+                  </pic:spPr>
+                </pic:pic>
+              </a:graphicData>
+            </a:graphic>
+          </wp:inline>
+        </w:drawing>
       </w:r>
     </w:p>
     <w:p>
@@ -1207,7 +1535,7 @@
         <w:pStyle w:val="ListBullet"/>
       </w:pPr>
       <w:r>
-        <w:t>Spigolo (dell'area): gli angoli dell'area; lo spigolo basso coincide con il post basso/'blocco'.</w:t>
+        <w:t>Spigolo (dell'area): gli angoli dell'area sulla linea di fondo, distinti dal post basso.</w:t>
       </w:r>
     </w:p>
     <w:p>
@@ -1224,6 +1552,68 @@
       </w:pPr>
       <w:r>
         <w:t>Lunetta: il semicerchio del tiro libero.</w:t>
+      </w:r>
+    </w:p>
+    <w:p>
+      <w:pPr>
+        <w:jc w:val="center"/>
+      </w:pPr>
+      <w:r>
+        <w:drawing>
+          <wp:inline xmlns:a="http://schemas.openxmlformats.org/drawingml/2006/main" xmlns:pic="http://schemas.openxmlformats.org/drawingml/2006/picture">
+            <wp:extent cx="4320000" cy="4018415"/>
+            <wp:docPr id="10" name="Picture 10"/>
+            <wp:cNvGraphicFramePr>
+              <a:graphicFrameLocks noChangeAspect="1"/>
+            </wp:cNvGraphicFramePr>
+            <a:graphic>
+              <a:graphicData uri="http://schemas.openxmlformats.org/drawingml/2006/picture">
+                <pic:pic>
+                  <pic:nvPicPr>
+                    <pic:cNvPr id="0" name="image.png"/>
+                    <pic:cNvPicPr/>
+                  </pic:nvPicPr>
+                  <pic:blipFill>
+                    <a:blip r:embed="rId18"/>
+                    <a:stretch>
+                      <a:fillRect/>
+                    </a:stretch>
+                  </pic:blipFill>
+                  <pic:spPr>
+                    <a:xfrm>
+                      <a:off x="0" y="0"/>
+                      <a:ext cx="4320000" cy="4018415"/>
+                    </a:xfrm>
+                    <a:prstGeom prst="rect"/>
+                  </pic:spPr>
+                </pic:pic>
+              </a:graphicData>
+            </a:graphic>
+          </wp:inline>
+        </w:drawing>
+      </w:r>
+    </w:p>
+    <w:p>
+      <w:pPr>
+        <w:jc w:val="center"/>
+      </w:pPr>
+      <w:r>
+        <w:rPr>
+          <w:i/>
+          <w:color w:val="555555"/>
+          <w:sz w:val="18"/>
+        </w:rPr>
+        <w:t>Mezzo campo con i riferimenti verbali (punti del campo).</w:t>
+      </w:r>
+    </w:p>
+    <w:p>
+      <w:r>
+        <w:rPr>
+          <w:i/>
+          <w:color w:val="555555"/>
+          <w:sz w:val="19"/>
+        </w:rPr>
+        <w:t>Orientamento di riferimento: in tutto il quaderno i termini 'destra' e 'sinistra' si intendono sempre rispetto a questo orientamento del campo (visto da centrocampo, fronte a canestro).</w:t>
       </w:r>
     </w:p>
     <w:p>
@@ -3296,7 +3686,7 @@
         <w:drawing>
           <wp:inline xmlns:a="http://schemas.openxmlformats.org/drawingml/2006/main" xmlns:pic="http://schemas.openxmlformats.org/drawingml/2006/picture">
             <wp:extent cx="5220000" cy="5681664"/>
-            <wp:docPr id="2" name="Picture 2"/>
+            <wp:docPr id="11" name="Picture 11"/>
             <wp:cNvGraphicFramePr>
               <a:graphicFrameLocks noChangeAspect="1"/>
             </wp:cNvGraphicFramePr>
@@ -3308,7 +3698,7 @@
                     <pic:cNvPicPr/>
                   </pic:nvPicPr>
                   <pic:blipFill>
-                    <a:blip r:embed="rId10"/>
+                    <a:blip r:embed="rId19"/>
                     <a:stretch>
                       <a:fillRect/>
                     </a:stretch>
@@ -3461,7 +3851,7 @@
       </w:r>
     </w:p>
     <w:sectPr>
-      <w:footerReference w:type="default" r:id="rId11"/>
+      <w:footerReference w:type="default" r:id="rId20"/>
       <w:pgSz w:w="12240" w:h="15840"/>
       <w:pgMar w:top="1247" w:right="1304" w:bottom="1247" w:left="1304" w:header="720" w:footer="720" w:gutter="0"/>
       <w:cols w:space="720"/>

--- a/Quaderno_Tecnico_ARF_Gruppo1_esteso.docx
+++ b/Quaderno_Tecnico_ARF_Gruppo1_esteso.docx
@@ -3291,7 +3291,7 @@
     </w:p>
     <w:p>
       <w:r>
-        <w:t>Questi contenuti completano il quadro tecnico secondo il programma del corso e sono sintetizzati con parole proprie dal manuale di riferimento; non rientrano nei moduli assegnati al Gruppo 1.</w:t>
+        <w:t>Questi contenuti completano il quadro tecnico secondo il programma del corso e sono sintetizzati con parole proprie dal manuale di riferimento; non rientrano nei moduli assegnati al Gruppo 1. Fa eccezione la sezione sulla preparazione fisica, che riprende la lezione tenuta durante il corso da Mario 'Minio' Minieri (Preparatore Fisico Nazionale Under).</w:t>
       </w:r>
     </w:p>
     <w:p>
@@ -3524,11 +3524,24 @@
       </w:r>
     </w:p>
     <w:p>
+      <w:r>
+        <w:t>Sezione tratta dalla lezione di preparazione fisica tenuta al corso da Mario 'Minio' Minieri (Preparatore Fisico Nazionale Under).</w:t>
+      </w:r>
+    </w:p>
+    <w:p>
+      <w:pPr>
+        <w:pStyle w:val="Heading2"/>
+      </w:pPr>
+      <w:r>
+        <w:t>Ruolo del preparatore fisico</w:t>
+      </w:r>
+    </w:p>
+    <w:p>
       <w:pPr>
         <w:pStyle w:val="ListBullet"/>
       </w:pPr>
       <w:r>
-        <w:t>Modello prestativo: la pallacanestro è uno sport aerobico-anaerobico alternato, ad alta intensità con recupero variabile; rapporto lavoro/pausa spesso ~1:1 e frequenze cardiache verso valori alti.</w:t>
+        <w:t>Parte teorica (test di valutazione) e parte pratica: cosa fare da Under 13 a Under 15.</w:t>
       </w:r>
     </w:p>
     <w:p>
@@ -3536,7 +3549,7 @@
         <w:pStyle w:val="ListBullet"/>
       </w:pPr>
       <w:r>
-        <w:t>Tipi di contrazione: isometrica, concentrica ed eccentrica.</w:t>
+        <w:t>È il punto d'incontro fra medico e tecnico: tempi di recupero, modalità con o senza contatto, prerequisiti fisico-tecnici, mobilità e stabilizzatori.</w:t>
       </w:r>
     </w:p>
     <w:p>
@@ -3544,7 +3557,28 @@
         <w:pStyle w:val="ListBullet"/>
       </w:pPr>
       <w:r>
-        <w:t>Antropometria e valutazione: altezza, peso, reach, apertura (wingspan), massa grassa; mobilità di anca, caviglia e spalla; squat test e affondo monopodalico - conta la qualità del movimento.</w:t>
+        <w:t>Strumenti di lavoro: pre-attivazione, lavori in campo con l'allenatore, sala pesi (squat e cura dell'apparato muscolare).</w:t>
+      </w:r>
+    </w:p>
+    <w:p>
+      <w:pPr>
+        <w:pStyle w:val="Heading2"/>
+      </w:pPr>
+      <w:r>
+        <w:t>Le tre contrazioni</w:t>
+      </w:r>
+    </w:p>
+    <w:p>
+      <w:r>
+        <w:t>Isometrica (tenuta), concentrica (spinta) ed eccentrica (negativa: ci si contrae mentre ci si distende).</w:t>
+      </w:r>
+    </w:p>
+    <w:p>
+      <w:pPr>
+        <w:pStyle w:val="Heading2"/>
+      </w:pPr>
+      <w:r>
+        <w:t>I sistemi energetici</w:t>
       </w:r>
     </w:p>
     <w:p>
@@ -3552,7 +3586,7 @@
         <w:pStyle w:val="ListBullet"/>
       </w:pPr>
       <w:r>
-        <w:t>Rapidità vs agilità: gesto noto eseguito rapidamente (rapidità) contro reazione ed esecuzione di un gesto aperto (agilità).</w:t>
+        <w:t>Aerobico: con ossigeno, per recuperare in modo efficiente.</w:t>
       </w:r>
     </w:p>
     <w:p>
@@ -3560,7 +3594,87 @@
         <w:pStyle w:val="ListBullet"/>
       </w:pPr>
       <w:r>
-        <w:t>Organizzazione: riscaldamento -&gt; fase tecnica preparatoria -&gt; fase tecnica centrale -&gt; defaticamento; settimana (microciclo), più settimane (mesociclo), più mesi (macrociclo). A livello giovanile: lavoro soprattutto qualitativo, struttura muscolo-scheletrica equilibrata, mobilità e stabilizzazione.</w:t>
+        <w:t>Anaerobico alattacido e anaerobico lattacido: per le azioni intense.</w:t>
+      </w:r>
+    </w:p>
+    <w:p>
+      <w:pPr>
+        <w:pStyle w:val="ListBullet"/>
+      </w:pPr>
+      <w:r>
+        <w:t>Nel basket il regime è aerobico-anaerobico alternato.</w:t>
+      </w:r>
+    </w:p>
+    <w:p>
+      <w:pPr>
+        <w:pStyle w:val="Heading2"/>
+      </w:pPr>
+      <w:r>
+        <w:t>Valutazione e antropometria</w:t>
+      </w:r>
+    </w:p>
+    <w:p>
+      <w:pPr>
+        <w:pStyle w:val="ListBullet"/>
+      </w:pPr>
+      <w:r>
+        <w:t>Parametri rilevati: circonferenza della coscia; altezza e peso; reach (mano-fronte); apertura (wingspan); massa grassa.</w:t>
+      </w:r>
+    </w:p>
+    <w:p>
+      <w:pPr>
+        <w:pStyle w:val="ListBullet"/>
+      </w:pPr>
+      <w:r>
+        <w:t>Capacità funzionale (come si muovono) e test prestativi: conta la quantità, ma soprattutto la qualità del movimento.</w:t>
+      </w:r>
+    </w:p>
+    <w:p>
+      <w:pPr>
+        <w:pStyle w:val="ListBullet"/>
+      </w:pPr>
+      <w:r>
+        <w:t>Mobilità di anca, caviglia e spalla; squat test; affondo monopodalico.</w:t>
+      </w:r>
+    </w:p>
+    <w:p>
+      <w:pPr>
+        <w:pStyle w:val="ListBullet"/>
+      </w:pPr>
+      <w:r>
+        <w:t>Obiettivo: creare la condizione fisica corretta e abbassare gli impatti, in particolare nei cambi di direzione.</w:t>
+      </w:r>
+    </w:p>
+    <w:p>
+      <w:pPr>
+        <w:pStyle w:val="Heading2"/>
+      </w:pPr>
+      <w:r>
+        <w:t>Rapidità e agilità</w:t>
+      </w:r>
+    </w:p>
+    <w:p>
+      <w:pPr>
+        <w:pStyle w:val="ListBullet"/>
+      </w:pPr>
+      <w:r>
+        <w:t>Rapidità: velocità di esecuzione di un movimento conosciuto e programmato.</w:t>
+      </w:r>
+    </w:p>
+    <w:p>
+      <w:pPr>
+        <w:pStyle w:val="ListBullet"/>
+      </w:pPr>
+      <w:r>
+        <w:t>Agilità: esecuzione di un movimento non predeterminato, restando aperti a tutte le possibilità di azione e realizzazione.</w:t>
+      </w:r>
+    </w:p>
+    <w:p>
+      <w:pPr>
+        <w:pStyle w:val="ListBullet"/>
+      </w:pPr>
+      <w:r>
+        <w:t>La distinzione ritorna nel tiro: tiri costruiti (rapidità) contro tiri improvvisati (agilità).</w:t>
       </w:r>
     </w:p>
     <w:p>

--- a/Quaderno_Tecnico_ARF_Gruppo1_esteso.docx
+++ b/Quaderno_Tecnico_ARF_Gruppo1_esteso.docx
@@ -3012,7 +3012,7 @@
     </w:p>
     <w:p>
       <w:r>
-        <w:t>Quattro conclusioni in secondo tempo vicino a canestro. In tutti e quattro i casi l'atleta arriva in movimento ed esegue un arresto ad un tempo, fermandosi in posizione fondamentale; da quella base sviluppa la conclusione. Sono organizzate in due coppie di posizioni.</w:t>
+        <w:t>Quattro conclusioni in secondo tempo vicino a canestro. A differenza del terzo tempo (due appoggi), il secondo tempo stacca su un solo appoggio: in tutti e quattro i casi l'atleta arriva in movimento ed esegue un arresto ad un tempo (i due piedi a terra insieme), fermandosi in posizione fondamentale; da quella base, con un'unica spinta verticale, sviluppa la conclusione. Sono organizzate in due coppie di posizioni.</w:t>
       </w:r>
     </w:p>
     <w:p>
@@ -3036,7 +3036,7 @@
         <w:pStyle w:val="ListBullet2"/>
       </w:pPr>
       <w:r>
-        <w:t>I passi: il primo appoggio (piede perno dinamico) lancia il movimento; il secondo passo (omologo o incrociato) guadagna spazio verso la linea di fondo.</w:t>
+        <w:t>Appoggio: dall'arresto ad un tempo, l'unico appoggio lancia il movimento guadagnando spazio verso la linea di fondo.</w:t>
       </w:r>
     </w:p>
     <w:p>
@@ -3044,7 +3044,7 @@
         <w:pStyle w:val="ListBullet2"/>
       </w:pPr>
       <w:r>
-        <w:t>Tiro: stacco dal secondo piede e appoggio diretto al tabellone con la mano destra.</w:t>
+        <w:t>Tiro: stacco dall'appoggio e appoggio diretto al tabellone con la mano destra.</w:t>
       </w:r>
     </w:p>
     <w:p>
@@ -3060,7 +3060,7 @@
         <w:pStyle w:val="ListBullet2"/>
       </w:pPr>
       <w:r>
-        <w:t>I passi: il primo passo pianta il corpo nell'area; il secondo passo (omologo o incrociato) taglia la strada al difensore muovendosi verso il ferro.</w:t>
+        <w:t>Appoggio: dall'unico appoggio si pianta il corpo nell'area tagliando la strada al difensore, muovendosi verso il ferro.</w:t>
       </w:r>
     </w:p>
     <w:p>
@@ -3068,7 +3068,7 @@
         <w:pStyle w:val="ListBullet2"/>
       </w:pPr>
       <w:r>
-        <w:t>Tiro: elevazione dal secondo piede e rilascio morbido a canestro con la mano sinistra, per proteggere la palla.</w:t>
+        <w:t>Tiro: elevazione dall'appoggio e rilascio morbido a canestro con la mano sinistra, per proteggere la palla.</w:t>
       </w:r>
     </w:p>
     <w:p>
@@ -3092,7 +3092,7 @@
         <w:pStyle w:val="ListBullet2"/>
       </w:pPr>
       <w:r>
-        <w:t>I passi: il primo appoggio avviene sotto il ferro; il secondo passo (omologo o incrociato) spinge il corpo verso l'ala sinistra, superando l'anello del canestro.</w:t>
+        <w:t>Appoggio: l'unico appoggio avviene sotto il ferro e spinge il corpo verso l'ala sinistra, superando l'anello del canestro.</w:t>
       </w:r>
     </w:p>
     <w:p>
@@ -3116,7 +3116,7 @@
         <w:pStyle w:val="ListBullet2"/>
       </w:pPr>
       <w:r>
-        <w:t>I passi: i due appoggi in corsa (primo passo di reazione, secondo passo omologo o incrociato per darsi lo slancio verticale).</w:t>
+        <w:t>Appoggio: unico appoggio in corsa (passo di reazione) che dà lo slancio verticale.</w:t>
       </w:r>
     </w:p>
     <w:p>

--- a/Quaderno_Tecnico_ARF_Gruppo1_esteso.docx
+++ b/Quaderno_Tecnico_ARF_Gruppo1_esteso.docx
@@ -429,6 +429,14 @@
         <w:rPr>
           <w:color w:val="1B2A4A"/>
         </w:rPr>
+        <w:t>Glossario essenziale</w:t>
+      </w:r>
+    </w:p>
+    <w:p>
+      <w:r>
+        <w:rPr>
+          <w:color w:val="1B2A4A"/>
+        </w:rPr>
         <w:t>Bibliografia</w:t>
       </w:r>
     </w:p>
@@ -528,7 +536,7 @@
         <w:pStyle w:val="ListBullet"/>
       </w:pPr>
       <w:r>
-        <w:t>Qualifica temporanea: entro ~2 anni va conseguito l'Allenatore Regionale; durante l'anno incontri di esercitazione e arbitraggi (min. 5) per la capacità di osservazione.</w:t>
+        <w:t>Qualifica temporanea: entro ~2 anni va conseguito l'Allenatore Regionale; durante l'anno incontri di esercitazione e arbitraggi (indicativamente 5) per la capacità di osservazione.</w:t>
       </w:r>
     </w:p>
     <w:p>
@@ -536,7 +544,7 @@
         <w:pStyle w:val="ListBullet"/>
       </w:pPr>
       <w:r>
-        <w:t>Livelli successivi: l'Allenatore Regionale può operare anche in Eccellenza e nelle Final Four; il corso Allenatore (residenziale) abilita fino alla B2 nazionale; l'Allenatore Nazionale è anche responsabile tecnico del settore giovanile.</w:t>
+        <w:t>Livelli successivi: l'Allenatore Regionale può operare anche in Eccellenza e nelle Final Four; il corso Allenatore (residenziale) abilita fino alla B2 nazionale; il livello più alto è l'Allenatore Nazionale o responsabile tecnico del settore giovanile.</w:t>
       </w:r>
     </w:p>
     <w:p>
@@ -927,6 +935,11 @@
       </w:pPr>
       <w:r>
         <w:t>Saper valutare: competenze tecnico-tattiche, clima emotivo, potenziale.</w:t>
+      </w:r>
+    </w:p>
+    <w:p>
+      <w:r>
+        <w:t>Il ruolo dell'assistente: è l'intermediario fra capo allenatore, ragazzi e società - lealtà, supporto e gestione della relazione; nei momenti difficili i ragazzi guardano come reagisce lo staff.</w:t>
       </w:r>
     </w:p>
     <w:p>
@@ -1219,7 +1232,7 @@
         <w:t xml:space="preserve">Consegnato (hand-off): </w:t>
       </w:r>
       <w:r>
-        <w:t xml:space="preserve">passaggio a contatto: linea che termina con una barra perpendicolare.  </w:t>
+        <w:t xml:space="preserve">passaggio a contatto: tre trattini '|||' sulla linea.  </w:t>
       </w:r>
       <w:r>
         <w:drawing>
@@ -1495,7 +1508,7 @@
         <w:pStyle w:val="ListBullet"/>
       </w:pPr>
       <w:r>
-        <w:t>Guardia: ai due lati della punta, oltre l'arco, circa a 45° (sul prolungamento del gomito).</w:t>
+        <w:t>Guardia: ai due lati della punta, oltre l'arco, fra punta e ala (sul prolungamento del gomito).</w:t>
       </w:r>
     </w:p>
     <w:p>
@@ -1758,7 +1771,7 @@
         <w:pStyle w:val="ListBullet"/>
       </w:pPr>
       <w:r>
-        <w:t>Tecnica: è la posizione fondamentale in movimento - baricentro più basso della corsa normale, piedi a contatto col suolo, per potersi arrestare, cambiare direzione/senso e reggere i contatti.</w:t>
+        <w:t>Tecnica: è la posizione fondamentale in movimento - baricentro più basso della corsa normale, piedi radenti al suolo, per potersi arrestare, cambiare direzione/senso e reggere i contatti.</w:t>
       </w:r>
     </w:p>
     <w:p>
@@ -1778,11 +1791,16 @@
       </w:r>
     </w:p>
     <w:p>
+      <w:r>
+        <w:t>È il fondamentale 'numero uno': il più economico e il primo strumento per prendere vantaggio.</w:t>
+      </w:r>
+    </w:p>
+    <w:p>
       <w:pPr>
         <w:pStyle w:val="ListBullet"/>
       </w:pPr>
       <w:r>
-        <w:t>Tecnica: primo passo accorciato nella direzione di corsa (peso sull'avampiede, ginocchia piegate, torsione del busto), spinta nella nuova andatura, secondo passo lungo; va abbinato a un deciso cambio di direzione.</w:t>
+        <w:t>Tecnica: primo passo accorciato nella direzione di corsa (peso sull'avampiede, ginocchia piegate), spinta nella nuova andatura, secondo passo lungo; può essere abbinato a un cambio di direzione. Principio guida: l'acceleratore è il busto in avanti, il freno è il busto indietro.</w:t>
       </w:r>
     </w:p>
     <w:p>
@@ -1790,7 +1808,7 @@
         <w:pStyle w:val="ListBullet"/>
       </w:pPr>
       <w:r>
-        <w:t>Tattica: da piano a forte per sbilanciare l'avversario; da forte a piano per arrivare prima nello spazio vantaggioso; è il fondamentale più 'economico'.</w:t>
+        <w:t>Decelerazione: va curata quanto l'accelerazione - è la fase in cui si concentrano i maggiori infortuni; frenare abbassandosi e accorciando i passi.</w:t>
       </w:r>
     </w:p>
     <w:p>
@@ -1798,7 +1816,15 @@
         <w:pStyle w:val="ListBullet"/>
       </w:pPr>
       <w:r>
-        <w:t>Errori -&gt; correzioni: spalle arretrate / gambe non piegate -&gt; abbassare il baricentro, peso sugli avampiedi; lettura errata del momento -&gt; chiarire l'indicatore da guardare.</w:t>
+        <w:t>Tattica: da piano a forte per sbilanciare l'avversario; da forte a piano per arrivare prima nello spazio vantaggioso.</w:t>
+      </w:r>
+    </w:p>
+    <w:p>
+      <w:pPr>
+        <w:pStyle w:val="ListBullet"/>
+      </w:pPr>
+      <w:r>
+        <w:t>Errori -&gt; correzioni: spalle arretrate in accelerazione / gambe non piegate -&gt; abbassare il baricentro, peso sugli avampiedi; lettura errata del momento -&gt; chiarire l'indicatore da guardare.</w:t>
       </w:r>
     </w:p>
     <w:p>
@@ -1806,7 +1832,7 @@
         <w:pStyle w:val="Heading2"/>
       </w:pPr>
       <w:r>
-        <w:t>Il cambio di direzione (frontale e incrociato)</w:t>
+        <w:t>Il cambio di direzione (omologo/diretto e incrociato)</w:t>
       </w:r>
     </w:p>
     <w:p>
@@ -1814,7 +1840,7 @@
         <w:pStyle w:val="ListBullet"/>
       </w:pPr>
       <w:r>
-        <w:t>Tecnica: accorciare l'ultimo passo (piede d'appoggio, ginocchia piegate, baricentro basso, peso sull'avampiede); primo passo nella nuova direzione (nell'incrociato la gamba opposta incrocia), secondo passo lungo; serve un angolo ampio, non una curva.</w:t>
+        <w:t>Tecnica: accorciare l'ultimo passo (piede d'appoggio, ginocchia piegate, baricentro basso, peso sull'avampiede); primo passo nella nuova direzione, secondo passo lungo; serve un angolo ampio, non una curva.</w:t>
       </w:r>
     </w:p>
     <w:p>
@@ -1822,6 +1848,14 @@
         <w:pStyle w:val="ListBullet"/>
       </w:pPr>
       <w:r>
+        <w:t>Due varianti: omologo/diretto - il primo passo è del piede omologo alla nuova direzione (il piede esterno spinge, nessun incrocio); incrociato - la gamba opposta incrocia davanti al corpo nella nuova direzione.</w:t>
+      </w:r>
+    </w:p>
+    <w:p>
+      <w:pPr>
+        <w:pStyle w:val="ListBullet"/>
+      </w:pPr>
+      <w:r>
         <w:t>Tattica: in situazione statica/con spazio (es. il difensore nega il taglio e fa body check); va abbinato al cambio di velocità.</w:t>
       </w:r>
     </w:p>
@@ -1891,7 +1925,7 @@
         <w:pStyle w:val="ListBullet"/>
       </w:pPr>
       <w:r>
-        <w:t>Arresto a due tempi: il primo piede rallenta, il secondo scarica il peso ricreando l'equilibrio; il perno non si può scegliere. Tattica: il più usato, per intensità e contatto; consente di aprire o chiudere gli spazi; dalla corsa veloce l'arresto d'emergenza è a due tempi (spesso su contatto).</w:t>
+        <w:t>Arresto a due tempi: il primo piede rallenta, il secondo scarica il peso ricreando l'equilibrio; il perno non si può scegliere (è il primo piede che tocca terra). Tattica: il più usato, per intensità e contatto; consente di aprire o chiudere gli spazi; dalla corsa veloce l'arresto d'emergenza è a due tempi (spesso su contatto).</w:t>
       </w:r>
     </w:p>
     <w:p>
@@ -1936,7 +1970,7 @@
         <w:pStyle w:val="ListBullet"/>
       </w:pPr>
       <w:r>
-        <w:t>Errori -&gt; correzioni: perdita di equilibrio / giro lento (gambe non piegate, peso sui talloni) -&gt; gambe piegate, spalle indietro; lettura sbagliata -&gt; chiarire cosa guardare.</w:t>
+        <w:t>Errori -&gt; correzioni: perdita di equilibrio / giro lento (gambe non piegate, peso sui talloni) -&gt; gambe piegate, peso sull'avampiede del perno; spalle troppo avanti -&gt; riportare le spalle sulla verticale; lettura sbagliata -&gt; chiarire cosa guardare.</w:t>
       </w:r>
     </w:p>
     <w:p>
@@ -2175,7 +2209,7 @@
         <w:pStyle w:val="ListBullet"/>
       </w:pPr>
       <w:r>
-        <w:t>Baseball. Tecnica: si inizia a due mani, piede omologo, gomito alto ~90°, palla sopra la testa/vicino all'orecchio, mano di spinta dietro con le dita verso l'alto, mano guida laterale; torsione del busto, frustata e passo avanti. Tattica: coprire spazi lunghi in poco tempo (contropiede). Errori -&gt; correzioni: passaggio lento (partenza errata / frustata incompleta) -&gt; presa salda e completare il 'lancio' verso il ricevente.</w:t>
+        <w:t>Baseball. Tecnica: si inizia a due mani, peso sul piede omologo arretrato, gomito alto ~90°, palla sopra la testa/vicino all'orecchio, mano di spinta dietro con le dita verso l'alto, mano guida laterale; torsione del busto, frustata e passo avanti col piede opposto. Tattica: coprire spazi lunghi in poco tempo (contropiede). Errori -&gt; correzioni: passaggio lento (partenza errata / frustata incompleta) -&gt; presa salda e completare il 'lancio' verso il ricevente.</w:t>
       </w:r>
     </w:p>
     <w:p>
@@ -2279,7 +2313,7 @@
         <w:pStyle w:val="ListBullet"/>
       </w:pPr>
       <w:r>
-        <w:t>Con difesa: un difensore (X1) ostacola il passaggio; il passatore legge dove e come passare.</w:t>
+        <w:t>Con difesa: un difensore ostacola il passaggio; il passatore legge dove e come passare.</w:t>
       </w:r>
     </w:p>
     <w:p>
@@ -2454,7 +2488,7 @@
         <w:pStyle w:val="ListBullet"/>
       </w:pPr>
       <w:r>
-        <w:t>Cambio di velocità: passare lento↔veloce; nel lento-&gt;veloce la mano passa da dietro a sopra la palla; palla all'altezza della cintola, occhi sul campo. Tattica: superare l'avversario o arrivare prima nello spazio.</w:t>
+        <w:t>Cambio di velocità: passare da lento a veloce e viceversa; nel lento-&gt;veloce la mano passa da sopra a dietro la palla (nel veloce-&gt;lento torna sopra); palla all'altezza della cintola, occhi sul campo. Tattica: superare l'avversario o arrivare prima nello spazio.</w:t>
       </w:r>
     </w:p>
     <w:p>
@@ -2486,7 +2520,7 @@
         <w:pStyle w:val="ListBullet"/>
       </w:pPr>
       <w:r>
-        <w:t>Dietro la schiena: più difficile ma tiene la palla protetta; la mano passa da sopra al lato, piccolo passo omologo, palla sotto le ginocchia per nasconderla alla difesa, spinta sull'avampiede; si accompagna la palla fino al nuovo lato. Si usa per battere l'uomo da fermo; in corsa la palla esce in diagonale. Cue didattico (versione in corsa): il mignolo è l'ultimo dito a spingere la palla e la mano ruota, così il pallone esce nella posizione più comoda; per eseguire correttamente il gesto può aiutare l'atleta a compiere il movimento di 'schiaffo sul sedere' - la mano che va dietro verso il fianco/gluteo guida la spinta corretta della palla. Errori -&gt; correzioni: palleggio lento dietro -&gt; accompagnare la palla; pallone che sfugge -&gt; arretrare la posizione della mano.</w:t>
+        <w:t>Dietro la schiena: più difficile ma tiene la palla protetta; la mano passa da sopra al lato, piccolo passo omologo, palla sotto le ginocchia per nasconderla alla difesa, spinta sull'avampiede; si accompagna la palla fino al nuovo lato. Si usa per battere l'uomo da fermo; in corsa la palla esce in diagonale. Cue didattico: il mignolo è l'ultimo dito a spingere la palla e la mano ruota, così il pallone esce nella posizione più comoda; per eseguire correttamente il gesto può aiutare l'atleta a compiere il movimento di 'schiaffo sul sedere' - la mano che va dietro verso il fianco/gluteo guida la spinta corretta della palla. Errori -&gt; correzioni: palleggio lento dietro -&gt; accompagnare la palla; pallone che sfugge -&gt; arretrare la posizione della mano.</w:t>
       </w:r>
     </w:p>
     <w:p>
@@ -2571,6 +2605,14 @@
     </w:p>
     <w:p>
       <w:pPr>
+        <w:pStyle w:val="ListBullet"/>
+      </w:pPr>
+      <w:r>
+        <w:t>Tirocinio del gruppo (Tirocinio 3) - cambio di mano frontale: (1) dalla posizione fondamentale, palleggio alto sul lato destro (mano sopra la palla, frustata di polso, rilascio coi polpastrelli); il baricentro si abbassa e il peso passa gradualmente dal lato destro al sinistro mentre la palla viene palleggiata davanti ai piedi, sotto le ginocchia, per evitare il corpo; la mano sinistra raccoglie frenando la palla e riparte con un palleggio alto sul nuovo lato; (2) si aggiunge il difensore; (3) si aggiunge la partenza (incrociata o omologa) con la mano dietro la palla che spinge.</w:t>
+      </w:r>
+    </w:p>
+    <w:p>
+      <w:pPr>
         <w:pStyle w:val="Heading2"/>
       </w:pPr>
       <w:r>
@@ -2619,7 +2661,7 @@
         <w:pStyle w:val="Heading2"/>
       </w:pPr>
       <w:r>
-        <w:t>Ricezione, ripartenza e partenza dinamica</w:t>
+        <w:t>Ricezione e ripartenza</w:t>
       </w:r>
     </w:p>
     <w:p>
@@ -2627,15 +2669,7 @@
         <w:pStyle w:val="ListBullet"/>
       </w:pPr>
       <w:r>
-        <w:t>Ricezione e ripartenza: autopassaggio e palleggio incrociato protetto; arresto a due tempi; esiste anche la ricezione 'reverse'.</w:t>
-      </w:r>
-    </w:p>
-    <w:p>
-      <w:pPr>
-        <w:pStyle w:val="ListBullet"/>
-      </w:pPr>
-      <w:r>
-        <w:t>Partenza dinamica: con la regola del passo zero si parte direttamente dalla corsa (omologa o incrociata in movimento), senza fermarsi.</w:t>
+        <w:t>Ricezione e ripartenza: autopassaggio e palleggio incrociato protetto; arresto a due tempi; esiste anche la ricezione 'reverse'. Per la partenza dinamica vale la regola del passo zero (vedi 'Le partenze').</w:t>
       </w:r>
     </w:p>
     <w:p>
@@ -3012,7 +3046,7 @@
     </w:p>
     <w:p>
       <w:r>
-        <w:t>Quattro conclusioni in secondo tempo vicino a canestro. A differenza del terzo tempo (due appoggi), il secondo tempo stacca su un solo appoggio: in tutti e quattro i casi l'atleta arriva in movimento ed esegue un arresto ad un tempo (i due piedi a terra insieme), fermandosi in posizione fondamentale; da quella base, con un'unica spinta verticale, sviluppa la conclusione. Sono organizzate in due coppie di posizioni.</w:t>
+        <w:t>Quattro conclusioni in secondo tempo vicino a canestro, proposte come esercizio per allenare il gesto. A differenza del terzo tempo (due appoggi), il secondo tempo stacca su un solo appoggio. Impostazione dell'esercizio: l'atleta arriva in movimento, esegue un arresto ad un tempo e si ferma in posizione fondamentale; da quella base prende un solo passo d'appoggio, dal quale stacca e sviluppa la conclusione. Variante analoga: autopassaggio -&gt; passo (unico appoggio) -&gt; conclusione. Le conclusioni sono organizzate in due coppie di posizioni.</w:t>
       </w:r>
     </w:p>
     <w:p>
@@ -3036,7 +3070,7 @@
         <w:pStyle w:val="ListBullet2"/>
       </w:pPr>
       <w:r>
-        <w:t>Appoggio: dall'arresto ad un tempo, l'unico appoggio lancia il movimento guadagnando spazio verso la linea di fondo.</w:t>
+        <w:t>Appoggio: dalla posizione fondamentale, il passo d'appoggio lancia il movimento guadagnando spazio verso la linea di fondo.</w:t>
       </w:r>
     </w:p>
     <w:p>
@@ -3060,7 +3094,7 @@
         <w:pStyle w:val="ListBullet2"/>
       </w:pPr>
       <w:r>
-        <w:t>Appoggio: dall'unico appoggio si pianta il corpo nell'area tagliando la strada al difensore, muovendosi verso il ferro.</w:t>
+        <w:t>Appoggio: col passo d'appoggio si pianta il corpo nell'area tagliando la strada al difensore, muovendosi verso il ferro.</w:t>
       </w:r>
     </w:p>
     <w:p>
@@ -3076,7 +3110,7 @@
         <w:rPr>
           <w:b/>
         </w:rPr>
-        <w:t>Seconda coppia di posizioni (sotto canestro)</w:t>
+        <w:t>Seconda coppia di posizioni (sotto canestro e lato sinistro)</w:t>
       </w:r>
     </w:p>
     <w:p>
@@ -3092,7 +3126,7 @@
         <w:pStyle w:val="ListBullet2"/>
       </w:pPr>
       <w:r>
-        <w:t>Appoggio: l'unico appoggio avviene sotto il ferro e spinge il corpo verso l'ala sinistra, superando l'anello del canestro.</w:t>
+        <w:t>Appoggio: il passo d'appoggio avviene sotto il ferro e spinge il corpo verso l'ala sinistra, superando l'anello del canestro.</w:t>
       </w:r>
     </w:p>
     <w:p>
@@ -3116,7 +3150,7 @@
         <w:pStyle w:val="ListBullet2"/>
       </w:pPr>
       <w:r>
-        <w:t>Appoggio: unico appoggio in corsa (passo di reazione) che dà lo slancio verticale.</w:t>
+        <w:t>Appoggio: il passo d'appoggio (passo di reazione) dà lo slancio verticale.</w:t>
       </w:r>
     </w:p>
     <w:p>
@@ -3164,6 +3198,30 @@
         <w:pStyle w:val="Heading2"/>
       </w:pPr>
       <w:r>
+        <w:t>Step-back (separazione)</w:t>
+      </w:r>
+    </w:p>
+    <w:p>
+      <w:pPr>
+        <w:pStyle w:val="ListBullet"/>
+      </w:pPr>
+      <w:r>
+        <w:t>Tecnica: dal palleggio (tipicamente un palleggio incrociato), salto all'indietro o laterale per creare separazione dal difensore, ritrovando l'equilibrio in posizione di tiro; la meccanica del tiro resta quella del tiro in sospensione.</w:t>
+      </w:r>
+    </w:p>
+    <w:p>
+      <w:pPr>
+        <w:pStyle w:val="ListBullet"/>
+      </w:pPr>
+      <w:r>
+        <w:t>Tattica: creare spazio quando il difensore chiude la linea di penetrazione o resta a contatto.</w:t>
+      </w:r>
+    </w:p>
+    <w:p>
+      <w:pPr>
+        <w:pStyle w:val="Heading2"/>
+      </w:pPr>
+      <w:r>
         <w:t>Esercitazioni e progressione didattica del tiro</w:t>
       </w:r>
     </w:p>
@@ -3217,7 +3275,7 @@
         <w:pStyle w:val="ListBullet"/>
       </w:pPr>
       <w:r>
-        <w:t>Tiro in corsa: auto-passaggio sullo spigolo dell'area, corsa a riprendere la palla (presa a T) e conclusione in terzo/secondo tempo.</w:t>
+        <w:t>Tiro in corsa: autopassaggio sullo spigolo dell'area, corsa a riprendere la palla (presa a T) e conclusione in terzo/secondo tempo.</w:t>
       </w:r>
     </w:p>
     <w:p>
@@ -3789,7 +3847,7 @@
     </w:p>
     <w:p>
       <w:r>
-        <w:t>A titolo di esempio si riporta la scheda di progressione didattica usata da Alessandro Carloni per il tirocinio sul jump-hook: obiettivo, descrizione degli esercizi e diagrammi di campo. La progressione va (1) dalla posizione fondamentale spalle a canestro, con presa a due mani e salita della mano di tiro sotto il pallone, palla lontana dal difensore e frustata finale del polso; (2) alla stessa azione con disturbo del difensore, senza esporre la palla e mantenendo l'equilibrio durante la salita; (3) fino all'1c1 agonistico con la difesa che manda verso il centro, curando la posizione dei piedi e l'assorbimento del contatto.</w:t>
+        <w:t>A titolo di esempio si riporta la scheda di progressione didattica usata da Alessandro Carloni per il tirocinio sul jump-hook: obiettivo, descrizione degli esercizi e diagrammi di campo. La progressione va (1) dalla posizione fondamentale con le spalle perpendicolari al canestro, con presa a due mani e salita della mano di tiro sotto il pallone, palla lontana dal difensore e frustata finale del polso; (2) alla stessa azione con disturbo del difensore, senza esporre la palla e mantenendo l'equilibrio durante la salita; (3) fino all'1c1 agonistico con la difesa che manda verso il centro, curando la posizione dei piedi e l'assorbimento del contatto.</w:t>
       </w:r>
     </w:p>
     <w:p>
@@ -3961,7 +4019,7 @@
         <w:pStyle w:val="ListBullet"/>
       </w:pPr>
       <w:r>
-        <w:t>Collana “Basket Collection”, Calzetti &amp; Mariucci.</w:t>
+        <w:t>Collana 'Basket Collection', Calzetti &amp; Mariucci.</w:t>
       </w:r>
     </w:p>
     <w:sectPr>

--- a/Quaderno_Tecnico_ARF_Gruppo1_esteso.docx
+++ b/Quaderno_Tecnico_ARF_Gruppo1_esteso.docx
@@ -323,6 +323,14 @@
     <w:p>
       <w:r>
         <w:rPr>
+          <w:color w:val="1B2A4A"/>
+        </w:rPr>
+        <w:t>Premessa</w:t>
+      </w:r>
+    </w:p>
+    <w:p>
+      <w:r>
+        <w:rPr>
           <w:b/>
           <w:color w:val="15489C"/>
         </w:rPr>
@@ -333,7 +341,7 @@
           <w:b/>
           <w:color w:val="15489C"/>
         </w:rPr>
-        <w:t xml:space="preserve">  (Gruppo 1)</w:t>
+        <w:t xml:space="preserve">  [Gruppo 1]</w:t>
       </w:r>
     </w:p>
     <w:p>
@@ -373,7 +381,7 @@
           <w:b/>
           <w:color w:val="15489C"/>
         </w:rPr>
-        <w:t xml:space="preserve">  (Gruppo 1)</w:t>
+        <w:t xml:space="preserve">  [Gruppo 1]</w:t>
       </w:r>
     </w:p>
     <w:p>
@@ -385,35 +393,47 @@
       </w:r>
     </w:p>
     <w:p>
+      <w:pPr>
+        <w:ind w:left="425"/>
+      </w:pPr>
       <w:r>
         <w:rPr>
           <w:color w:val="1B2A4A"/>
         </w:rPr>
-        <w:t xml:space="preserve">    I fondamentali difensivi</w:t>
-      </w:r>
-    </w:p>
-    <w:p>
+        <w:t>I fondamentali difensivi</w:t>
+      </w:r>
+    </w:p>
+    <w:p>
+      <w:pPr>
+        <w:ind w:left="425"/>
+      </w:pPr>
       <w:r>
         <w:rPr>
           <w:color w:val="1B2A4A"/>
         </w:rPr>
-        <w:t xml:space="preserve">    I fondamentali nel gioco</w:t>
-      </w:r>
-    </w:p>
-    <w:p>
+        <w:t>I fondamentali nel gioco</w:t>
+      </w:r>
+    </w:p>
+    <w:p>
+      <w:pPr>
+        <w:ind w:left="425"/>
+      </w:pPr>
       <w:r>
         <w:rPr>
           <w:color w:val="1B2A4A"/>
         </w:rPr>
-        <w:t xml:space="preserve">    Il minibasket</w:t>
-      </w:r>
-    </w:p>
-    <w:p>
+        <w:t>Il minibasket</w:t>
+      </w:r>
+    </w:p>
+    <w:p>
+      <w:pPr>
+        <w:ind w:left="425"/>
+      </w:pPr>
       <w:r>
         <w:rPr>
           <w:color w:val="1B2A4A"/>
         </w:rPr>
-        <w:t xml:space="preserve">    La preparazione fisica (approfondimento)</w:t>
+        <w:t>La preparazione fisica (approfondimento)</w:t>
       </w:r>
     </w:p>
     <w:p>
@@ -649,7 +669,7 @@
         <w:pStyle w:val="ListBullet"/>
       </w:pPr>
       <w:r>
-        <w:t>Equilibrio, combinazione motoria, orientamento, differenziazione spazio-temporale, anticipazione, fantasia.</w:t>
+        <w:t>Le sei capacità già elencate sopra (equilibrio, combinazione motoria, orientamento, differenziazione spazio-temporale, anticipazione, fantasia), lette come strumenti del gesto.</w:t>
       </w:r>
     </w:p>
     <w:p>
@@ -731,7 +751,7 @@
         <w:pStyle w:val="ListBullet"/>
       </w:pPr>
       <w:r>
-        <w:t>Tre contrazioni: isometrica (tenuta), concentrica (spinta) ed eccentrica (fase negativa: ci si contrae mentre si distende).</w:t>
+        <w:t>Tre contrazioni: isometrica (tenuta), concentrica (spinta) ed eccentrica (fase negativa: il muscolo si contrae mentre si allunga).</w:t>
       </w:r>
     </w:p>
     <w:p>
@@ -1061,7 +1081,7 @@
         <w:pStyle w:val="ListBullet"/>
       </w:pPr>
       <w:r>
-        <w:t>Giocatore con palla - più modi equivalenti: (a) una X dentro il cerchio del giocatore; (b) un pallino più piccolo sul perimetro del cerchio (la 'palla' al margine); (c) usando i numeri, si assume che la palla la abbia il playmaker (1).</w:t>
+        <w:t>Giocatore con palla - più modi equivalenti: (a) una X dentro il cerchio del giocatore; (b) un pallino più piccolo sul perimetro del cerchio (la 'palla' al margine); (c) usando i numeri, si assume che la palla l'abbia il playmaker (1).</w:t>
       </w:r>
     </w:p>
     <w:p>
@@ -1800,7 +1820,7 @@
         <w:pStyle w:val="ListBullet"/>
       </w:pPr>
       <w:r>
-        <w:t>Tecnica: primo passo accorciato nella direzione di corsa (peso sull'avampiede, ginocchia piegate), spinta nella nuova andatura, secondo passo lungo; può essere abbinato a un cambio di direzione. Principio guida: l'acceleratore è il busto in avanti, il freno è il busto indietro.</w:t>
+        <w:t>Tecnica: primo passo accorciato nella direzione di corsa (peso sull'avampiede, ginocchia piegate), spinta nella nuova andatura, secondo passo lungo; un cambio efficace si abbina spesso a un deciso cambio di direzione. Principio guida: l'acceleratore è il busto in avanti, il freno è il busto indietro.</w:t>
       </w:r>
     </w:p>
     <w:p>
@@ -1824,7 +1844,7 @@
         <w:pStyle w:val="ListBullet"/>
       </w:pPr>
       <w:r>
-        <w:t>Errori -&gt; correzioni: spalle arretrate in accelerazione / gambe non piegate -&gt; abbassare il baricentro, peso sugli avampiedi; lettura errata del momento -&gt; chiarire l'indicatore da guardare.</w:t>
+        <w:t>Errori -&gt; correzioni: spalle arretrate in accelerazione / gambe non piegate -&gt; portare il busto avanti, abbassare il baricentro, peso sugli avampiedi; lettura errata del momento -&gt; chiarire l'indicatore da guardare.</w:t>
       </w:r>
     </w:p>
     <w:p>
@@ -2042,7 +2062,7 @@
         <w:pStyle w:val="ListBullet"/>
       </w:pPr>
       <w:r>
-        <w:t>In campo la difesa lavora sempre al 100% (la 'difesa al 50%' non esiste): per facilitare didatticamente il lavoro dell'attacco su un dato aspetto tecnico/tattico non si abbassa l'intensità, ma si danno alla difesa ostacoli o vincoli da rispettare (es. difendere solo su un lato, partire da una posizione data, non raddoppiare); guardia aperta / chiusa.</w:t>
+        <w:t>In campo la difesa lavora sempre al 100% (la 'difesa al 50%' non esiste): per facilitare didatticamente il lavoro dell'attacco su un dato aspetto tecnico/tattico non si abbassa l'intensità, ma si danno alla difesa ostacoli o vincoli da rispettare (es. difendere solo su un lato, partire da una posizione data, non raddoppiare, imporre la guardia aperta o chiusa).</w:t>
       </w:r>
     </w:p>
     <w:p>
@@ -2145,7 +2165,7 @@
         <w:pStyle w:val="ListBullet"/>
       </w:pPr>
       <w:r>
-        <w:t>Errori -&gt; correzioni: passaggio lento (polso non frustato) -&gt; completare la frustata; tempo/scelta sbagliati -&gt; migliorare la lettura (chi/cosa/quando guardare); intercettato -&gt; scelta e tempo corretti; mancato/forzato -&gt; fiducia e relazione con i compagni.</w:t>
+        <w:t>Errori -&gt; correzioni: passaggio lento (polso non frustato) -&gt; completare la frustata; tempo/scelta sbagliati -&gt; migliorare la lettura (chi/cosa/quando guardare); intercettato -&gt; leggere braccia e posizione del difensore sulla linea di passaggio prima di passare; mancato/forzato -&gt; fiducia e relazione con i compagni.</w:t>
       </w:r>
     </w:p>
     <w:p>
@@ -2177,7 +2197,7 @@
         <w:pStyle w:val="ListBullet"/>
       </w:pPr>
       <w:r>
-        <w:t>Sopra la testa. Tecnica: palla sopra la fronte, distensione delle braccia + spinta dei polsi, piccolo passo. Tattica: apertura del contropiede dopo rimbalzo, passaggi skip, ribaltamenti, post. Errori -&gt; correzioni: partenza da dietro la testa (lento) -&gt; palla sopra la fronte, completare la frustata.</w:t>
+        <w:t>Sopra la testa. Tecnica: palla sopra la fronte, distensione delle braccia + spinta dei polsi, piccolo passo. Tattica: apertura del contropiede dopo rimbalzo, passaggi skip (ribaltamenti diretti che saltano un compagno), ribaltamenti, post. Errori -&gt; correzioni: partenza da dietro la testa (lento) -&gt; palla sopra la fronte, completare la frustata.</w:t>
       </w:r>
     </w:p>
     <w:p>
@@ -2321,7 +2341,7 @@
         <w:pStyle w:val="ListBullet"/>
       </w:pPr>
       <w:r>
-        <w:t>Tirocinio del gruppo (Tirocinio 2): due atleti a ~2 m, passaggio laterale -&gt; petto frustando il polso (la palla ruota); poi si aggiunge la difesa (3 atleti); infine 'dai e vai' con passaggio laterale a una mano e partenza incrociata per passare davanti al difensore.</w:t>
+        <w:t>Tirocinio del gruppo (passaggio laterale con piede omologo): due atleti a ~2 m, passaggio laterale -&gt; petto frustando il polso (la palla ruota); poi si aggiunge la difesa (3 atleti); infine 'dai e vai' con passaggio laterale a una mano e partenza incrociata per passare davanti al difensore.</w:t>
       </w:r>
     </w:p>
     <w:p>
@@ -2361,7 +2381,7 @@
         <w:pStyle w:val="ListBullet"/>
       </w:pPr>
       <w:r>
-        <w:t>Tirocinio del gruppo: passaggio laterale con piede omologo; richiamare sempre il diagramma e chiudere con un'azione di gioco.</w:t>
+        <w:t>Sul tirocinio del gruppo (v. sopra, passaggio laterale con piede omologo): richiamare sempre il diagramma e chiudere con un'azione di gioco.</w:t>
       </w:r>
     </w:p>
     <w:p>
@@ -2488,7 +2508,7 @@
         <w:pStyle w:val="ListBullet"/>
       </w:pPr>
       <w:r>
-        <w:t>Cambio di velocità: passare da lento a veloce e viceversa; nel lento-&gt;veloce la mano passa da sopra a dietro la palla (nel veloce-&gt;lento torna sopra); palla all'altezza della cintola, occhi sul campo. Tattica: superare l'avversario o arrivare prima nello spazio.</w:t>
+        <w:t>Cambio di velocità: passare da lento a veloce e viceversa; nel lento-&gt;veloce la mano passa da sopra a dietro la palla (nel veloce-&gt;lento torna sopra); palla all'altezza della cintura, occhi sul campo. Tattica: superare l'avversario o arrivare prima nello spazio.</w:t>
       </w:r>
     </w:p>
     <w:p>
@@ -2520,7 +2540,7 @@
         <w:pStyle w:val="ListBullet"/>
       </w:pPr>
       <w:r>
-        <w:t>Dietro la schiena: più difficile ma tiene la palla protetta; la mano passa da sopra al lato, piccolo passo omologo, palla sotto le ginocchia per nasconderla alla difesa, spinta sull'avampiede; si accompagna la palla fino al nuovo lato. Si usa per battere l'uomo da fermo; in corsa la palla esce in diagonale. Cue didattico: il mignolo è l'ultimo dito a spingere la palla e la mano ruota, così il pallone esce nella posizione più comoda; per eseguire correttamente il gesto può aiutare l'atleta a compiere il movimento di 'schiaffo sul sedere' - la mano che va dietro verso il fianco/gluteo guida la spinta corretta della palla. Errori -&gt; correzioni: palleggio lento dietro -&gt; accompagnare la palla; pallone che sfugge -&gt; arretrare la posizione della mano.</w:t>
+        <w:t>Dietro la schiena: più difficile ma tiene la palla protetta; la mano passa da sopra al lato, piccolo passo omologo, palla sotto le ginocchia per nasconderla alla difesa, spinta sull'avampiede; si accompagna la palla fino al nuovo lato. Si usa per battere l'uomo da fermo; in corsa la palla esce in diagonale. Cue didattico: il mignolo è l'ultimo dito a spingere la palla e la mano ruota, così il pallone esce nella posizione più comoda; per eseguire correttamente il gesto aiuta far compiere all'atleta il movimento di 'schiaffo sul sedere' - la mano che va dietro verso il fianco/gluteo guida la spinta corretta della palla. Errori -&gt; correzioni: palleggio lento dietro -&gt; accompagnare la palla; pallone che sfugge -&gt; arretrare la posizione della mano.</w:t>
       </w:r>
     </w:p>
     <w:p>
@@ -2552,7 +2572,7 @@
         <w:pStyle w:val="ListBullet"/>
       </w:pPr>
       <w:r>
-        <w:t>Giro in palleggio (virata): mano leggermente avanti alla palla (perno), il piede posteriore va nella nuova direzione (giro dorsale), si tira la palla avanti e cambio di velocità; non cambiare mano prima della virata (rischio palming). Si usa quando lo spazio viene chiuso (es. in area): per un attimo non si guarda il campo, la gamba opposta alla direzione del giro guida, la mano (davanti alla palla) prima frena e poi spinge. Tattica: pressione del solo difensore diretto.</w:t>
+        <w:t>Giro in palleggio (virata). Tecnica: la mano va leggermente avanti alla palla e prima frena, poi spinge; giro dorsale con il piede posteriore (la gamba opposta alla direzione del giro) che guida verso la nuova direzione; si tira la palla avanti e si riparte con un cambio di velocità; non cambiare mano prima della virata (rischio palming, l'infrazione di accompagnamento); per un attimo non si guarda il campo. Tattica: quando lo spazio viene chiuso (es. in area), con la pressione del solo difensore diretto.</w:t>
       </w:r>
     </w:p>
     <w:p>
@@ -2608,7 +2628,7 @@
         <w:pStyle w:val="ListBullet"/>
       </w:pPr>
       <w:r>
-        <w:t>Tirocinio del gruppo (Tirocinio 3) - cambio di mano frontale: (1) dalla posizione fondamentale, palleggio alto sul lato destro (mano sopra la palla, frustata di polso, rilascio coi polpastrelli); il baricentro si abbassa e il peso passa gradualmente dal lato destro al sinistro mentre la palla viene palleggiata davanti ai piedi, sotto le ginocchia, per evitare il corpo; la mano sinistra raccoglie frenando la palla e riparte con un palleggio alto sul nuovo lato; (2) si aggiunge il difensore; (3) si aggiunge la partenza (incrociata o omologa) con la mano dietro la palla che spinge.</w:t>
+        <w:t>Tirocinio del gruppo (cambio di mano frontale): (1) dalla posizione fondamentale, palleggio alto sul lato destro (mano sopra la palla, frustata di polso, rilascio coi polpastrelli); la mano passa poi sul lato della palla per prepararsi alla spinta; il baricentro si abbassa e il peso passa gradualmente dal lato destro al sinistro mentre la palla viene palleggiata davanti ai piedi, sotto le ginocchia, per evitare il corpo; la mano sinistra raccoglie frenando la palla e riparte con un palleggio alto sul nuovo lato; (2) si aggiunge il difensore; (3) si aggiunge la partenza (incrociata o omologa) con la mano dietro la palla che spinge.</w:t>
       </w:r>
     </w:p>
     <w:p>
@@ -2653,7 +2673,7 @@
         <w:pStyle w:val="ListBullet"/>
       </w:pPr>
       <w:r>
-        <w:t>Passo zero e partenze dinamiche: la regola del 'passo 0' consente di partire direttamente dalla corsa (omologa o incrociata in movimento), senza fermarsi.</w:t>
+        <w:t>Passo zero e partenze dinamiche: la regola del passo zero consente di partire direttamente dalla corsa (omologa o incrociata in movimento), senza fermarsi.</w:t>
       </w:r>
     </w:p>
     <w:p>
@@ -2669,7 +2689,7 @@
         <w:pStyle w:val="ListBullet"/>
       </w:pPr>
       <w:r>
-        <w:t>Ricezione e ripartenza: autopassaggio e palleggio incrociato protetto; arresto a due tempi; esiste anche la ricezione 'reverse'. Per la partenza dinamica vale la regola del passo zero (vedi 'Le partenze').</w:t>
+        <w:t>Ricezione e ripartenza: autopassaggio e palleggio incrociato protetto; arresto a due tempi; esiste anche la ricezione 'reverse' (ricezione con mezzo giro dorsale, spalle al difensore). Per la partenza dinamica vale la regola del passo zero (vedi 'Le partenze').</w:t>
       </w:r>
     </w:p>
     <w:p>
@@ -2849,7 +2869,7 @@
         <w:pStyle w:val="ListBullet"/>
       </w:pPr>
       <w:r>
-        <w:t>Tecnica: applica le tre fasi (allineamento ~90° a polso, gomito e spalla); serve soprattutto come base didattica per insegnare il tiro e, in gara, per il tiro libero. Sequenza: prima alzo la palla, poi piego le gambe (peso sull'avampiede), piego e distendo (forza esplosiva elastica) senza interrompere il movimento.</w:t>
+        <w:t>Tecnica: applica le tre fasi (allineamento ~90° a polso, gomito e spalla); serve soprattutto come base didattica per insegnare il tiro e, in gara, per il tiro libero. Sequenza (cue del docente): 'prima alzo la palla, poi piego le gambe' (peso sull'avampiede), si piega e si distende (forza esplosiva elastica) senza interrompere il movimento.</w:t>
       </w:r>
     </w:p>
     <w:p>
@@ -2881,7 +2901,7 @@
         <w:pStyle w:val="ListBullet"/>
       </w:pPr>
       <w:r>
-        <w:t>Tecnica: come il tiro da fermo, ma il rilascio avviene mentre ci si eleva (movimento veloce verso il basso -&gt; salgo col bacino -&gt; salto -&gt; tiro), stabilizzando prima il lavoro delle gambe e poi quello delle braccia.</w:t>
+        <w:t>Tecnica: come il tiro da fermo, ma il rilascio avviene mentre ci si eleva (sequenza: movimento veloce verso il basso -&gt; si sale col bacino -&gt; salto -&gt; tiro), stabilizzando prima il lavoro delle gambe e poi quello delle braccia.</w:t>
       </w:r>
     </w:p>
     <w:p>
@@ -2985,7 +3005,7 @@
         <w:pStyle w:val="ListBullet"/>
       </w:pPr>
       <w:r>
-        <w:t>Tattica: tiro su ricezione da smarcato, in presenza di spazio e tempo sul difensore (molto usato nel gioco moderno); curare l'angolo (45° rispetto a frontale/diretto a canestro cambia la preparazione, con esercizi dedicati per angolo).</w:t>
+        <w:t>Tattica: tiro su ricezione da smarcato, in presenza di spazio e tempo sul difensore (molto usato nel gioco moderno); curare l'angolo di ricezione: ricevere a 45° o frontale a canestro cambia la preparazione (esercizi dedicati per ogni angolo).</w:t>
       </w:r>
     </w:p>
     <w:p>
@@ -3046,7 +3066,7 @@
     </w:p>
     <w:p>
       <w:r>
-        <w:t>Quattro conclusioni in secondo tempo vicino a canestro, proposte come esercizio per allenare il gesto. A differenza del terzo tempo (due appoggi), il secondo tempo stacca su un solo appoggio. Impostazione dell'esercizio: l'atleta arriva in movimento, esegue un arresto ad un tempo e si ferma in posizione fondamentale; da quella base prende un solo passo d'appoggio, dal quale stacca e sviluppa la conclusione. Variante analoga: autopassaggio -&gt; passo (unico appoggio) -&gt; conclusione. Le conclusioni sono organizzate in due coppie di posizioni.</w:t>
+        <w:t>Quattro conclusioni in secondo tempo vicino a canestro, proposte come esercizio per allenare il gesto. A differenza del terzo tempo (due appoggi), il secondo tempo stacca su un solo appoggio. Impostazione dell'esercizio: l'atleta arriva in movimento, esegue un arresto a un tempo e si ferma in posizione fondamentale; da quella base prende un solo passo d'appoggio, dal quale stacca e sviluppa la conclusione. Variante analoga: autopassaggio -&gt; passo (unico appoggio) -&gt; conclusione. Le conclusioni sono organizzate in due coppie di posizioni.</w:t>
       </w:r>
     </w:p>
     <w:p>
@@ -3190,7 +3210,7 @@
         <w:pStyle w:val="ListBullet"/>
       </w:pPr>
       <w:r>
-        <w:t>Errori -&gt; correzioni: palla portata sul lato (squilibrio) -&gt; tenerla ferma sul lato opposto al difensore; poca rotazione / perdita di controllo -&gt; completare la frustata e accompagnare con la mano guida fino al rilascio.</w:t>
+        <w:t>Errori -&gt; correzioni: palla che oscilla o si espone verso il difensore (squilibrio) -&gt; tenerla ferma sul lato opposto al difensore; poca rotazione / perdita di controllo -&gt; completare la frustata e accompagnare con la mano guida fino al rilascio.</w:t>
       </w:r>
     </w:p>
     <w:p>
@@ -3206,7 +3226,7 @@
         <w:pStyle w:val="ListBullet"/>
       </w:pPr>
       <w:r>
-        <w:t>Tecnica: dal palleggio (tipicamente un palleggio incrociato), salto all'indietro o laterale per creare separazione dal difensore, ritrovando l'equilibrio in posizione di tiro; la meccanica del tiro resta quella del tiro in sospensione.</w:t>
+        <w:t>Tecnica: dal palleggio (tipicamente un palleggio incrociato), salto all'indietro (step back) o passo laterale (side step) per creare separazione dal difensore, ritrovando l'equilibrio in posizione di tiro; la meccanica del tiro resta quella del tiro in sospensione.</w:t>
       </w:r>
     </w:p>
     <w:p>
@@ -3214,7 +3234,7 @@
         <w:pStyle w:val="ListBullet"/>
       </w:pPr>
       <w:r>
-        <w:t>Tattica: creare spazio quando il difensore chiude la linea di penetrazione o resta a contatto.</w:t>
+        <w:t>Tattica: creare spazio quando il difensore chiude la linea di penetrazione, per non farsi contestare il tiro.</w:t>
       </w:r>
     </w:p>
     <w:p>
@@ -3283,7 +3303,7 @@
         <w:pStyle w:val="ListBullet"/>
       </w:pPr>
       <w:r>
-        <w:t>Semigancio - Mikan drill (e versione rovesciata): passo e semigancio alternando i lati sotto canestro; incrocio e spinta del piede con rullata, ginocchio dell'arto che non spinge verso il canestro, distensione e frustata finale, protezione della palla con la mano libera.</w:t>
+        <w:t>Semigancio - Mikan drill (e versione rovesciata): passo e semigancio alternando i lati sotto canestro; incrocio e spinta del piede con rullata, ginocchio dell'arto libero (quello che non spinge) portato verso il canestro, distensione e frustata finale, protezione della palla con la mano libera.</w:t>
       </w:r>
     </w:p>
     <w:p>
@@ -3628,7 +3648,7 @@
     </w:p>
     <w:p>
       <w:r>
-        <w:t>Isometrica (tenuta), concentrica (spinta) ed eccentrica (negativa: ci si contrae mentre ci si distende).</w:t>
+        <w:t>Isometrica (tenuta), concentrica (spinta) ed eccentrica (fase negativa: il muscolo si contrae mentre si allunga).</w:t>
       </w:r>
     </w:p>
     <w:p>
@@ -3733,6 +3753,11 @@
       </w:pPr>
       <w:r>
         <w:t>La distinzione ritorna nel tiro: tiri costruiti (rapidità) contro tiri improvvisati (agilità).</w:t>
+      </w:r>
+    </w:p>
+    <w:p>
+      <w:r>
+        <w:br w:type="page"/>
       </w:r>
     </w:p>
     <w:p>
@@ -3847,7 +3872,7 @@
     </w:p>
     <w:p>
       <w:r>
-        <w:t>A titolo di esempio si riporta la scheda di progressione didattica usata da Alessandro Carloni per il tirocinio sul jump-hook: obiettivo, descrizione degli esercizi e diagrammi di campo. La progressione va (1) dalla posizione fondamentale con le spalle perpendicolari al canestro, con presa a due mani e salita della mano di tiro sotto il pallone, palla lontana dal difensore e frustata finale del polso; (2) alla stessa azione con disturbo del difensore, senza esporre la palla e mantenendo l'equilibrio durante la salita; (3) fino all'1c1 agonistico con la difesa che manda verso il centro, curando la posizione dei piedi e l'assorbimento del contatto.</w:t>
+        <w:t>A titolo di esempio si riporta la scheda di progressione didattica usata da Alessandro Carloni per il tirocinio sul jump-hook: obiettivo, descrizione degli esercizi e diagrammi di campo. La progressione va (1) dalla posizione fondamentale con le spalle perpendicolari al canestro, con presa a due mani e salita della mano di tiro sotto il pallone, palla lontana dal difensore e frustata finale del polso; (2) alla stessa azione con disturbo del difensore, senza esporre la palla e mantenendo l'equilibrio durante la salita; (3) fino all'1vs1 agonistico con la difesa che manda verso il centro, curando la posizione dei piedi e l'assorbimento del contatto.</w:t>
       </w:r>
     </w:p>
     <w:p>
@@ -3903,6 +3928,11 @@
       </w:r>
     </w:p>
     <w:p>
+      <w:r>
+        <w:br w:type="page"/>
+      </w:r>
+    </w:p>
+    <w:p>
       <w:pPr>
         <w:pStyle w:val="Heading1"/>
       </w:pPr>
@@ -3979,7 +4009,7 @@
         <w:pStyle w:val="ListBullet"/>
       </w:pPr>
       <w:r>
-        <w:t>Frustata: l'azione finale di polso e dita che imprime velocità e rotazione a passaggio e tiro.</w:t>
+        <w:t>Frustata: l'azione finale di polso e dita che imprime velocità e rotazione a passaggio, palleggio e tiro.</w:t>
       </w:r>
     </w:p>
     <w:p>
@@ -3988,6 +4018,11 @@
       </w:pPr>
       <w:r>
         <w:t>Cue didattico: indicazione o immagine d'aiuto per far eseguire correttamente il gesto.</w:t>
+      </w:r>
+    </w:p>
+    <w:p>
+      <w:r>
+        <w:br w:type="page"/>
       </w:r>
     </w:p>
     <w:p>

--- a/Quaderno_Tecnico_ARF_Gruppo1_esteso.docx
+++ b/Quaderno_Tecnico_ARF_Gruppo1_esteso.docx
@@ -2484,7 +2484,7 @@
         <w:pStyle w:val="ListBullet"/>
       </w:pPr>
       <w:r>
-        <w:t>Protetto: quando lo spazio col difensore è minimo; palla bassa (altezza ginocchio), gomito ~90°, mano libera a protezione, spalla e gamba opposte al difensore, frustata verso il suolo. Tattica: pressione/contatto, uscita dai raddoppi, arretramento dal blocco.</w:t>
+        <w:t>Protetto: quando lo spazio col difensore è minimo; palla bassa (altezza ginocchio), gomito ~90°, mano libera a protezione, spalla e gamba opposte al difensore, frustata verso il suolo; frequenza di palleggio alta e pronta a variare, sguardo verso il canestro (visione periferica). Tattica: pressione/contatto, uscita dai raddoppi, arretramento dal blocco; situazione tipica: superare la metà campo contro un pressing a tutto campo.</w:t>
       </w:r>
     </w:p>
     <w:p>
@@ -2492,7 +2492,7 @@
         <w:pStyle w:val="ListBullet"/>
       </w:pPr>
       <w:r>
-        <w:t>In velocità: per spingere il contropiede o superare la metà campo; mano dietro la palla, spinta di braccio-polso-dita, altezza ~cintura ('spingere la palla e correrle dietro'); con spazio, palleggio alternato. Tattica: raggiungere in fretta uno spazio libero.</w:t>
+        <w:t>In velocità: per spingere il contropiede o superare la metà campo; mano dietro la palla, spinta di braccio-polso-dita, altezza ~cintura ('spingere la palla e correrle dietro'): la palla viene spinta qualche metro avanti (~2 m) e la frequenza dei palleggi si abbassa; con spazio, palleggio alternato. Tattica: raggiungere in fretta uno spazio libero.</w:t>
       </w:r>
     </w:p>
     <w:p>
@@ -2508,7 +2508,7 @@
         <w:pStyle w:val="ListBullet"/>
       </w:pPr>
       <w:r>
-        <w:t>Cambio di velocità: passare da lento a veloce e viceversa; nel lento-&gt;veloce la mano passa da sopra a dietro la palla (nel veloce-&gt;lento torna sopra); palla all'altezza della cintura, occhi sul campo. Tattica: superare l'avversario o arrivare prima nello spazio.</w:t>
+        <w:t>Cambio di velocità: passare da lento a veloce e viceversa; nel lento-&gt;veloce la mano passa da sopra a dietro la palla (nel veloce-&gt;lento torna sopra); palla all'altezza della cintura, occhi sul campo; vale il principio del busto (avanti per accelerare, indietro per frenare). Tattica: superare l'avversario o arrivare prima nello spazio.</w:t>
       </w:r>
     </w:p>
     <w:p>
@@ -2532,7 +2532,7 @@
         <w:pStyle w:val="ListBullet"/>
       </w:pPr>
       <w:r>
-        <w:t>Frontale (avanti): quando c'è spazio; palla bassa (sotto le ginocchia), la mano passa da sopra a laterale, spinta esterno-&gt;interno, mano pronta a ricevere, primo passo incrociato o omologo, cambio di velocità. Tattica: situazione statica/poco dinamica con spazio.</w:t>
+        <w:t>Frontale (avanti): quando c'è spazio; palla bassa (sotto le ginocchia), la mano passa da sopra a laterale, spinta esterno-&gt;interno, mano pronta a ricevere, primo passo incrociato o omologo, cambio di velocità; dopo il cambio il primo passo è lungo e deciso. Tattica: situazione statica/poco dinamica con spazio.</w:t>
       </w:r>
     </w:p>
     <w:p>
@@ -2540,7 +2540,7 @@
         <w:pStyle w:val="ListBullet"/>
       </w:pPr>
       <w:r>
-        <w:t>Dietro la schiena: più difficile ma tiene la palla protetta; la mano passa da sopra al lato, piccolo passo omologo, palla sotto le ginocchia per nasconderla alla difesa, spinta sull'avampiede; si accompagna la palla fino al nuovo lato. Si usa per battere l'uomo da fermo; in corsa la palla esce in diagonale. Cue didattico: il mignolo è l'ultimo dito a spingere la palla e la mano ruota, così il pallone esce nella posizione più comoda; per eseguire correttamente il gesto aiuta far compiere all'atleta il movimento di 'schiaffo sul sedere' - la mano che va dietro verso il fianco/gluteo guida la spinta corretta della palla. Errori -&gt; correzioni: palleggio lento dietro -&gt; accompagnare la palla; pallone che sfugge -&gt; arretrare la posizione della mano.</w:t>
+        <w:t>Dietro la schiena: più difficile ma tiene la palla protetta; la mano passa da sopra al lato, piccolo passo omologo, palla sotto le ginocchia per nasconderla alla difesa, spinta sull'avampiede; si accompagna la palla fino al nuovo lato. Si usa per battere l'uomo da fermo; in corsa la palla esce in diagonale; la palla passa dietro il corpo, non lateralmente. Cue didattico: il mignolo è l'ultimo dito a spingere la palla e la mano ruota, così il pallone esce nella posizione più comoda; per eseguire correttamente il gesto aiuta far compiere all'atleta il movimento di 'schiaffo sul sedere' - la mano che va dietro verso il fianco/gluteo guida la spinta corretta della palla. Errori -&gt; correzioni: palleggio lento dietro -&gt; accompagnare la palla; pallone che sfugge -&gt; arretrare la posizione della mano.</w:t>
       </w:r>
     </w:p>
     <w:p>
@@ -2548,7 +2548,7 @@
         <w:pStyle w:val="ListBullet"/>
       </w:pPr>
       <w:r>
-        <w:t>Tra le gambe: con difensore a contatto (poco spazio); palla leggermente avanti al piede, da esterno a interno sotto le gambe, mano pronta a ricevere, cambio di velocità. Errori -&gt; correzioni: palla che sbatte sui piedi -&gt; allargare i piedi; cambio lento -&gt; coordinare ricezione e nuova spinta.</w:t>
+        <w:t>Tra le gambe: con difensore a contatto (poco spazio); palla leggermente avanti al piede, da esterno a interno sotto le gambe, mano pronta a ricevere, cambio di velocità; vantaggio: il corpo resta fra difensore e palla e si può leggere prima di accelerare. Errori -&gt; correzioni: palla che sbatte sui piedi -&gt; allargare i piedi; cambio lento -&gt; coordinare ricezione e nuova spinta; sguardo basso -&gt; testa alta.</w:t>
       </w:r>
     </w:p>
     <w:p>
@@ -2556,7 +2556,7 @@
         <w:pStyle w:val="ListBullet"/>
       </w:pPr>
       <w:r>
-        <w:t>Finta di cambio di mano: la mano 'accarezza' la palla e finge il cambio per sbilanciare; spinta forte avanti-laterale solo quando la mano è nella nuova posizione. Tattica: con spazio, in campo aperto.</w:t>
+        <w:t>Finta di cambio di mano: la mano 'accarezza' la palla e finge il cambio per sbilanciare; spinta forte avanti-laterale solo quando la mano è nella nuova posizione; la finta è breve e credibile, legata a una partenza immediata. Tattica: con spazio, in campo aperto. Didattica: si insegna dopo la padronanza dei cambi reali.</w:t>
       </w:r>
     </w:p>
     <w:p>
@@ -2564,7 +2564,7 @@
         <w:pStyle w:val="Heading2"/>
       </w:pPr>
       <w:r>
-        <w:t>Virata, hesitation, palleggio alto</w:t>
+        <w:t>Virata, hesitation, palleggio alto, arretramento</w:t>
       </w:r>
     </w:p>
     <w:p>
@@ -2572,7 +2572,7 @@
         <w:pStyle w:val="ListBullet"/>
       </w:pPr>
       <w:r>
-        <w:t>Giro in palleggio (virata). Tecnica: la mano va leggermente avanti alla palla e prima frena, poi spinge; giro dorsale con il piede posteriore (la gamba opposta alla direzione del giro) che guida verso la nuova direzione; si tira la palla avanti e si riparte con un cambio di velocità; non cambiare mano prima della virata (rischio palming, l'infrazione di accompagnamento); per un attimo non si guarda il campo. Tattica: quando lo spazio viene chiuso (es. in area), con la pressione del solo difensore diretto.</w:t>
+        <w:t>Giro in palleggio (virata). Tecnica: la mano va leggermente avanti alla palla e prima frena, poi spinge; giro dorsale con il piede posteriore (la gamba opposta alla direzione del giro) che guida verso la nuova direzione; si tira la palla avanti e si riparte con un cambio di velocità; non cambiare mano prima della virata (rischio palming, l'infrazione di accompagnamento); per un attimo non si guarda il campo. Tattica: quando lo spazio viene chiuso (es. in area), con la pressione del solo difensore diretto. Errori -&gt; correzioni: giro troppo largo / palla che si alza -&gt; girare stretti tenendo la palla bassa e vicina al corpo.</w:t>
       </w:r>
     </w:p>
     <w:p>
@@ -2580,7 +2580,7 @@
         <w:pStyle w:val="ListBullet"/>
       </w:pPr>
       <w:r>
-        <w:t>Hesitation: fintare l'arresto (alzare le spalle, gambe pronte) per mandare fuori equilibrio il difensore e ripartire. Tattica: con spazio, in contropiede.</w:t>
+        <w:t>Hesitation: fintare l'arresto (alzare le spalle, gambe pronte) per mandare fuori equilibrio il difensore e ripartire: nel rallentamento la mano passa da dietro a sopra la palla e torna dietro alla ripartenza; variante: accennare il movimento di tiro (senza toccare la palla con la mano libera). Tattica: con spazio, in contropiede.</w:t>
       </w:r>
     </w:p>
     <w:p>
@@ -2588,7 +2588,15 @@
         <w:pStyle w:val="ListBullet"/>
       </w:pPr>
       <w:r>
-        <w:t>Palleggio alto: peso sull'avampiede, mano sopra la palla; per attaccare lo spazio la mano va sopra-dietro con cambio di mano/direzione e partenza in velocità. Tattica: attaccare i cambi difensivi, i mismatch, gli ultimi secondi.</w:t>
+        <w:t>Palleggio alto: peso sull'avampiede, mano sopra la palla; il rimbalzo sale circa sopra la vita (non oltre il petto: errore tipico); per attaccare lo spazio la mano va sopra-dietro con cambio di mano/direzione e partenza in velocità. Tattica: attaccare i cambi difensivi, i mismatch, gli ultimi secondi.</w:t>
+      </w:r>
+    </w:p>
+    <w:p>
+      <w:pPr>
+        <w:pStyle w:val="ListBullet"/>
+      </w:pPr>
+      <w:r>
+        <w:t>Palleggio in arretramento: arretrare palleggiando (uno o più passi) per creare spazio per un tiro o un cambio di velocità; se sfocia in un tiro è lo step-back (v. Modulo 5). Errori -&gt; correzioni: timing sbagliato -&gt; leggere i movimenti del difensore; squilibrio -&gt; arresto stabile, busto verticale, passo indietro non troppo lungo.</w:t>
       </w:r>
     </w:p>
     <w:p>
@@ -2649,7 +2657,7 @@
         <w:pStyle w:val="ListBullet"/>
       </w:pPr>
       <w:r>
-        <w:t>Incrociata: avversario sul lato opposto al perno; primo passo col piede opposto (vicino al difensore) per rompere la linea di recupero, proteggendo la palla. Lettura: spazio libero sul lato del perno.</w:t>
+        <w:t>Incrociata: avversario sul lato opposto al perno; primo passo breve col piede opposto (vicino al difensore) per rompere la linea di recupero, palla fatta passare sotto la linea delle ginocchia e mano dietro la palla. Lettura: spazio libero sul lato del perno; tipica anche quando il difensore ha i piedi paralleli o è sbilanciato sul lato debole.</w:t>
       </w:r>
     </w:p>
     <w:p>
@@ -2657,7 +2665,7 @@
         <w:pStyle w:val="ListBullet"/>
       </w:pPr>
       <w:r>
-        <w:t>Omologa: avversario sul lato del perno; primo passo non troppo ampio col piede omologo alla mano che palleggia. Lettura: spazio libero opposto al perno.</w:t>
+        <w:t>Omologa (detta anche 'aperta'): avversario sul lato del perno; primo passo non troppo ampio col piede omologo alla mano che palleggia. Lettura: spazio libero opposto al perno.</w:t>
       </w:r>
     </w:p>
     <w:p>
@@ -2665,7 +2673,7 @@
         <w:pStyle w:val="ListBullet"/>
       </w:pPr>
       <w:r>
-        <w:t>Reverse: difensore a contatto sul lato opposto al perno (niente spazio per l'incrociata); giro e palleggio con la mano interna entrando nella difesa, proteggendo con busto/spalla/gamba.</w:t>
+        <w:t>Reverse: difensore a contatto sul lato opposto al perno (niente spazio per l'incrociata); giro e palleggio con la mano interna entrando nella difesa, proteggendo con busto/spalla/gamba; primo passo d'uscita profondo per guadagnare vantaggio.</w:t>
       </w:r>
     </w:p>
     <w:p>
@@ -2673,7 +2681,15 @@
         <w:pStyle w:val="ListBullet"/>
       </w:pPr>
       <w:r>
-        <w:t>Passo zero e partenze dinamiche: la regola del passo zero consente di partire direttamente dalla corsa (omologa o incrociata in movimento), senza fermarsi.</w:t>
+        <w:t>Passo zero e partenze dinamiche: la regola del passo zero consente di partire direttamente dalla corsa (omologa o incrociata in movimento), senza fermarsi; il passo zero è il primo appoggio al momento del controllo della palla, dopo il quale restano due passi (sequenza: raccolta -&gt; appoggio 'zero' -&gt; primo passo -&gt; secondo passo -&gt; conclusione o passaggio).</w:t>
+      </w:r>
+    </w:p>
+    <w:p>
+      <w:pPr>
+        <w:pStyle w:val="ListBullet"/>
+      </w:pPr>
+      <w:r>
+        <w:t>Errori -&gt; correzioni: infrazione di passi (perno alzato o trascinato prima che la palla lasci la mano) -&gt; palla a terra prima di muovere il perno; palleggio alto in uscita (rischio intercetto) -&gt; palla bassa e protetta; guardare la palla -&gt; occhi sul campo, partenza dalla posizione fondamentale.</w:t>
       </w:r>
     </w:p>
     <w:p>
@@ -4055,6 +4071,14 @@
       </w:pPr>
       <w:r>
         <w:t>Collana 'Basket Collection', Calzetti &amp; Mariucci.</w:t>
+      </w:r>
+    </w:p>
+    <w:p>
+      <w:pPr>
+        <w:pStyle w:val="ListBullet"/>
+      </w:pPr>
+      <w:r>
+        <w:t>Quaderno tecnico del Gruppo 4 (corso ARF CNA26RUM001) - materiale interno del corso, consultato per il Modulo 4.</w:t>
       </w:r>
     </w:p>
     <w:sectPr>

--- a/Quaderno_Tecnico_ARF_Gruppo1_esteso.docx
+++ b/Quaderno_Tecnico_ARF_Gruppo1_esteso.docx
@@ -2093,7 +2093,7 @@
     </w:p>
     <w:p>
       <w:r>
-        <w:t>Il passaggio è il fondamentale che muove la palla più rapidamente del palleggio: portarla nel posto giusto al momento giusto. È una scelta 'altruista' (rinunciare al tiro per servire il compagno meglio piazzato) e va valorizzata dall'allenatore. Coinvolge passatore e ricevente, entrambi responsabili: il passatore manda la palla nello spazio/tempo ottimale, il ricevente si muove e va incontro 'chiamando' la palla. Per ogni tipo: tecnica · tattica · errori/correzioni.</w:t>
+        <w:t>Il passaggio è il fondamentale che muove la palla più rapidamente del palleggio: portarla nel posto giusto al momento giusto. È una scelta 'altruista' (rinunciare al tiro per servire il compagno meglio piazzato) e va valorizzata dall'allenatore. Coinvolge passatore e ricevente, entrambi responsabili: il passatore manda la palla nello spazio/tempo ottimale, il ricevente si muove e va incontro 'chiamando' la palla. La scelta del passaggio si legge su tre elementi: la posizione del compagno che riceve, la posizione e la distanza del difensore sulla linea di passaggio, il tempo prima che la situazione favorevole si chiuda. Per ogni tipo: tecnica · tattica · errori/correzioni.</w:t>
       </w:r>
     </w:p>
     <w:p>
@@ -2141,7 +2141,15 @@
         <w:pStyle w:val="ListBullet"/>
       </w:pPr>
       <w:r>
-        <w:t>Ricezione: andare incontro alla palla, riceverla con i piedi e con le mani pronte ('a target', dieci dita), in posizione fondamentale per poter subito tirare/palleggiare/passare.</w:t>
+        <w:t>Posizione fondamentale con palla = 'triplice minaccia': da quella base l'atleta può tirare, passare o partire in palleggio senza doversi prima riorganizzare.</w:t>
+      </w:r>
+    </w:p>
+    <w:p>
+      <w:pPr>
+        <w:pStyle w:val="ListBullet"/>
+      </w:pPr>
+      <w:r>
+        <w:t>Ricezione: andare incontro alla palla, riceverla con i piedi e con le mani pronte ('a target', dieci dita); le mani sono 'morbide' e le braccia ammortizzano al contatto (mai rigide); si porta subito la palla in posizione fondamentale per poter tirare/palleggiare/passare.</w:t>
       </w:r>
     </w:p>
     <w:p>
@@ -2165,7 +2173,7 @@
         <w:pStyle w:val="ListBullet"/>
       </w:pPr>
       <w:r>
-        <w:t>Errori -&gt; correzioni: passaggio lento (polso non frustato) -&gt; completare la frustata; tempo/scelta sbagliati -&gt; migliorare la lettura (chi/cosa/quando guardare); intercettato -&gt; leggere braccia e posizione del difensore sulla linea di passaggio prima di passare; mancato/forzato -&gt; fiducia e relazione con i compagni.</w:t>
+        <w:t>Errori -&gt; correzioni: passaggio lento (polso non frustato) -&gt; completare la frustata; passaggio con le sole braccia -&gt; spinta dalle gambe con un piccolo passo; passaggio 'annunciato' (sguardo fisso su palla o compagno) -&gt; visione periferica e finta con gli occhi; tempo/scelta sbagliati -&gt; migliorare la lettura (chi/cosa/quando guardare); intercettato -&gt; leggere braccia e posizione del difensore sulla linea di passaggio prima di passare; mancato/forzato -&gt; fiducia e relazione con i compagni.</w:t>
       </w:r>
     </w:p>
     <w:p>
@@ -2181,7 +2189,7 @@
         <w:pStyle w:val="ListBullet"/>
       </w:pPr>
       <w:r>
-        <w:t>Dal petto. Tecnica: posizione fondamentale, mani dietro la palla (pollici convergenti), gomiti raccolti, spinta di gambe e braccia, rotazione esterna dei polsi e frustata delle dita verso il compagno. Tattica: con difensore non a contatto (contropiede, contro la zona). Errori -&gt; correzioni: spinta da una sola mano / gomiti larghi / rotazione errata -&gt; presa equilibrata con le mani dietro la palla, gomiti stretti, completare la frustata.</w:t>
+        <w:t>Dal petto. Tecnica: posizione fondamentale, mani dietro la palla (pollici convergenti), gomiti raccolti, spinta di gambe e braccia, rotazione esterna dei polsi e frustata delle dita verso il compagno (cue: i pollici finiscono rivolti verso il basso); traiettoria rettilinea e veloce. Tattica: distanze brevi/medie con linea di passaggio libera, difensore non a contatto (contropiede, contro la zona). Errori -&gt; correzioni: spinta da una sola mano / gomiti larghi / rotazione errata -&gt; presa equilibrata con le mani dietro la palla, gomiti stretti, completare la frustata.</w:t>
       </w:r>
     </w:p>
     <w:p>
@@ -2189,7 +2197,7 @@
         <w:pStyle w:val="ListBullet"/>
       </w:pPr>
       <w:r>
-        <w:t>Battuto a terra (schiacciato). Tecnica: come dal petto, ma spinta verso il basso; la palla tocca terra a ~2/3 verso il ricevente. Tattica: con spazio, quando la linea aerea è chiusa; utile nelle prime età. Errori -&gt; correzioni: palla troppo bassa (ricezione alle ginocchia) -&gt; farla toccare più vicino al passatore.</w:t>
+        <w:t>Battuto a terra (schiacciato). Tecnica: come dal petto, ma spinta verso il basso; la palla tocca terra a ~2/3 verso il ricevente e arriva fra vita e petto. Tattica: con spazio, quando la linea aerea è chiusa (braccia alte del difensore, palla in post); più lento del passaggio diretto; utile nelle prime età. Errori -&gt; correzioni: palla troppo bassa (ricezione alle ginocchia) -&gt; farla toccare più vicino al passatore.</w:t>
       </w:r>
     </w:p>
     <w:p>
@@ -2205,7 +2213,7 @@
         <w:pStyle w:val="ListBullet"/>
       </w:pPr>
       <w:r>
-        <w:t>Laterale (due mani). Tecnica: partenza laterale al corpo, teso o schiacciato secondo le braccia del difensore. Tattica: linea di passaggio laterale (al pivot, al taglio). Errori -&gt; correzioni: partenza da dietro il corpo -&gt; laterale; gambe distese -&gt; piegarle.</w:t>
+        <w:t>Laterale (due mani). Tecnica: partenza laterale al corpo, teso o schiacciato secondo le braccia del difensore, con rotazione del busto. Tattica: linea di passaggio laterale (al pivot, al taglio), per servire un compagno defilato rispetto al fronte del passatore. Errori -&gt; correzioni: partenza da dietro il corpo -&gt; laterale; gambe distese -&gt; piegarle.</w:t>
       </w:r>
     </w:p>
     <w:p>
@@ -2229,7 +2237,7 @@
         <w:pStyle w:val="ListBullet"/>
       </w:pPr>
       <w:r>
-        <w:t>Baseball. Tecnica: si inizia a due mani, peso sul piede omologo arretrato, gomito alto ~90°, palla sopra la testa/vicino all'orecchio, mano di spinta dietro con le dita verso l'alto, mano guida laterale; torsione del busto, frustata e passo avanti col piede opposto. Tattica: coprire spazi lunghi in poco tempo (contropiede). Errori -&gt; correzioni: passaggio lento (partenza errata / frustata incompleta) -&gt; presa salda e completare il 'lancio' verso il ricevente.</w:t>
+        <w:t>Baseball. Tecnica: si inizia a due mani, peso sul piede omologo arretrato, gomito alto ~90°, palla sopra la testa/vicino all'orecchio, mano di spinta dietro con le dita verso l'alto, mano guida laterale; torsione del busto, frustata e passo avanti col piede opposto. È il passaggio più lungo e potente (anche da fondo a fondo campo). Tattica: coprire spazi lunghi in poco tempo (contropiede). Errori -&gt; correzioni: passaggio lento (partenza errata / frustata incompleta) -&gt; presa salda e completare il 'lancio' verso il ricevente.</w:t>
       </w:r>
     </w:p>
     <w:p>
@@ -2245,7 +2253,7 @@
         <w:pStyle w:val="ListBullet"/>
       </w:pPr>
       <w:r>
-        <w:t>Dal palleggio. Tecnica: la mano passa da sopra a dietro la palla, distensione + frustata verso il ricevente, con un passo (anche in sottomano). Tattica: rubare tempo alla difesa (es. back door). Errori -&gt; correzioni: mano non completamente dietro la palla -&gt; curare il posizionamento; frustata mancante -&gt; completare il rilascio.</w:t>
+        <w:t>Dal palleggio. Tecnica: la mano passa da sopra a dietro la palla, distensione + frustata verso il ricevente, con un passo (anche in sottomano); si esegue nell'ultimo tempo di palleggio, senza fermarsi. Tattica: rubare tempo alla difesa (es. back door); decisivo nel sovrannumero (2vs1, 3vs2). Errori -&gt; correzioni: mano non completamente dietro la palla -&gt; curare il posizionamento; frustata mancante -&gt; completare il rilascio.</w:t>
       </w:r>
     </w:p>
     <w:p>
@@ -2269,7 +2277,7 @@
         <w:pStyle w:val="ListBullet"/>
       </w:pPr>
       <w:r>
-        <w:t>Tecnica: accennare un passaggio (es. sopra la testa) per far reagire il difensore e aprire una nuova linea; mantenere baricentro basso e mani pronte (solo un accenno di distensione).</w:t>
+        <w:t>Tecnica: accennare un passaggio (es. sopra la testa) per far reagire il difensore e aprire una nuova linea; mantenere baricentro basso e mani pronte (solo un accenno di distensione); la finta deve essere credibile e breve, seguita subito dall'azione reale; si finta anche con gli occhi (guardare da una parte e passare dall'altra).</w:t>
       </w:r>
     </w:p>
     <w:p>
@@ -4078,7 +4086,7 @@
         <w:pStyle w:val="ListBullet"/>
       </w:pPr>
       <w:r>
-        <w:t>Quaderno tecnico del Gruppo 4 (corso ARF CNA26RUM001) - materiale interno del corso, consultato per il Modulo 4.</w:t>
+        <w:t>Quaderni tecnici dei Gruppi 3 e 4 (corso ARF CNA26RUM001) - materiali interni del corso, consultati per i Moduli 3 e 4.</w:t>
       </w:r>
     </w:p>
     <w:sectPr>

--- a/Quaderno_Tecnico_ARF_Gruppo1_esteso.docx
+++ b/Quaderno_Tecnico_ARF_Gruppo1_esteso.docx
@@ -422,6 +422,28 @@
         <w:rPr>
           <w:color w:val="1B2A4A"/>
         </w:rPr>
+        <w:t>Le collaborazioni offensive (cenni)</w:t>
+      </w:r>
+    </w:p>
+    <w:p>
+      <w:pPr>
+        <w:ind w:left="425"/>
+      </w:pPr>
+      <w:r>
+        <w:rPr>
+          <w:color w:val="1B2A4A"/>
+        </w:rPr>
+        <w:t>Il regolamento visto dagli allenatori</w:t>
+      </w:r>
+    </w:p>
+    <w:p>
+      <w:pPr>
+        <w:ind w:left="425"/>
+      </w:pPr>
+      <w:r>
+        <w:rPr>
+          <w:color w:val="1B2A4A"/>
+        </w:rPr>
         <w:t>Il minibasket</w:t>
       </w:r>
     </w:p>
@@ -490,7 +512,7 @@
     </w:p>
     <w:p>
       <w:r>
-        <w:t>Questa è la versione estesa: oltre ai cinque moduli del programma, una Parte II raccoglie materiali integrativi (fondamentali difensivi, fondamentali nel gioco, minibasket, preparazione fisica), sintetizzati con parole proprie dal manuale di riferimento.</w:t>
+        <w:t>Questa è la versione estesa: oltre ai cinque moduli del programma, una Parte II raccoglie materiali integrativi (fondamentali difensivi, fondamentali nel gioco, collaborazioni offensive, regolamento visto dagli allenatori, minibasket, preparazione fisica), tratti dalle lezioni del corso e, dove indicato, sintetizzati con parole proprie dal manuale di riferimento.</w:t>
       </w:r>
     </w:p>
     <w:p>
@@ -3393,7 +3415,7 @@
     </w:p>
     <w:p>
       <w:r>
-        <w:t>Questi contenuti completano il quadro tecnico secondo il programma del corso e sono sintetizzati con parole proprie dal manuale di riferimento; non rientrano nei moduli assegnati al Gruppo 1. Fa eccezione la sezione sulla preparazione fisica, che riprende la lezione tenuta durante il corso da Mario 'Minio' Minieri (Preparatore Fisico Nazionale Under).</w:t>
+        <w:t>Questi contenuti completano il quadro tecnico secondo il programma del corso; non rientrano nei moduli assegnati al Gruppo 1. Le sezioni sui fondamentali difensivi, sulle collaborazioni offensive e sul regolamento riprendono le lezioni della terza giornata del corso (Andrea 'Zanzo' Sansone e, per il regolamento, l'arbitro Andrea Mammoli); la preparazione fisica riprende la lezione di Mario 'Minio' Minieri (Preparatore Fisico Nazionale Under); le restanti sezioni sono sintetizzate con parole proprie dal manuale di riferimento.</w:t>
       </w:r>
     </w:p>
     <w:p>
@@ -3411,7 +3433,17 @@
     </w:p>
     <w:p>
       <w:r>
-        <w:t>La difesa nasce da mentalità, capacità fisiche e fondamentali (tecnica e tattica). Obiettivo: non subire tiri ad alta percentuale, rallentare l'attacco e far ricevere in spazi svantaggiosi.</w:t>
+        <w:rPr>
+          <w:i/>
+          <w:color w:val="555555"/>
+          <w:sz w:val="20"/>
+        </w:rPr>
+        <w:t>Docente: Andrea 'Zanzo' Sansone (lezione della Giornata 3)</w:t>
+      </w:r>
+    </w:p>
+    <w:p>
+      <w:r>
+        <w:t>La difesa nasce da mentalità, capacità fisiche e fondamentali (tecnica e tattica). Obiettivo: non subire tiri ad alta percentuale, rallentare l'attacco e far ricevere in spazi svantaggiosi. Il posizionamento dipende sempre dalla posizione della palla; l'1vs1 difensivo è 'la somma di tutti i fondamentali'. Le collaborazioni difensive (aiuti, rotazioni) sono materia del corso successivo: qui contano i fondamentali individuali.</w:t>
       </w:r>
     </w:p>
     <w:p>
@@ -3427,7 +3459,23 @@
         <w:pStyle w:val="ListBullet"/>
       </w:pPr>
       <w:r>
-        <w:t>Tre linee: linea della palla (parallela al fondo, per il pallone), linea di penetrazione (palla-&gt;canestro), linea di passaggio (palla-&gt;giocatore senza palla).</w:t>
+        <w:t>Tre linee: linea di penetrazione (palla-&gt;canestro: il difensore sulla palla vi sta sopra, a un braccio di distanza); linea di passaggio (palla-&gt;giocatore senza palla: il riferimento per chi difende lontano dalla palla); linea della palla (parallela al fondo, passa per la palla: quando la palla scende i difensori corrono sotto di essa).</w:t>
+      </w:r>
+    </w:p>
+    <w:p>
+      <w:pPr>
+        <w:pStyle w:val="ListBullet"/>
+      </w:pPr>
+      <w:r>
+        <w:t>Lato forte (vicino alla palla) -&gt; vicini al proprio uomo; lato debole -&gt; più vicini alla palla e lontani dall'uomo, pronti all'aiuto; un posizionamento sbagliato anche di un metro = aiuto in ritardo o fallo.</w:t>
+      </w:r>
+    </w:p>
+    <w:p>
+      <w:pPr>
+        <w:pStyle w:val="ListBullet"/>
+      </w:pPr>
+      <w:r>
+        <w:t>Adeguamento continuo: ogni passaggio e ogni palleggio richiedono un adeguamento della posizione (vedere sempre uomo e palla). Salto alla palla: quando la palla lascia le mani del mio uomo 'salto' verso la palla passando da frontale a decentrato - previene i tagli davanti.</w:t>
       </w:r>
     </w:p>
     <w:p>
@@ -3451,23 +3499,31 @@
         <w:pStyle w:val="ListBullet"/>
       </w:pPr>
       <w:r>
-        <w:t>Tecnica: piedi poco più larghi delle spalle, peso sugli avampiedi, braccia e mani attive (palmi verso la palla), capo eretto.</w:t>
-      </w:r>
-    </w:p>
-    <w:p>
-      <w:pPr>
-        <w:pStyle w:val="ListBullet"/>
-      </w:pPr>
-      <w:r>
-        <w:t>Tattica: la distanza dipende da dove l'attaccante ha la palla - palla bassa (in partenza) un braccio; palla alta (tiro/passaggio) a contatto, una mano traccia la palla.</w:t>
-      </w:r>
-    </w:p>
-    <w:p>
-      <w:pPr>
-        <w:pStyle w:val="ListBullet"/>
-      </w:pPr>
-      <w:r>
-        <w:t>Errori -&gt; correzioni: baricentro alto / mani basse -&gt; piegare le gambe, mani attive all'altezza di petto e spalle.</w:t>
+        <w:t>Tecnica: piedi più larghi che in attacco e baricentro più basso, peso sugli avampiedi, capo eretto; mani sempre attive: una traccia la palla (lato palleggio), l'altra bassa all'altezza delle gambe toglie il cambio di mano frontale (il più veloce) - se l'attaccante cambia mano, si invertono anche le mani del difensore.</w:t>
+      </w:r>
+    </w:p>
+    <w:p>
+      <w:pPr>
+        <w:pStyle w:val="ListBullet"/>
+      </w:pPr>
+      <w:r>
+        <w:t>Cercare la palla nel modo corretto: senza sbilanciarsi e mai colpendo dall'alto verso il basso (gesto che induce il fischio); la linea di penetrazione si chiude col corpo ('naso davanti alla palla'), non con la sola mano.</w:t>
+      </w:r>
+    </w:p>
+    <w:p>
+      <w:pPr>
+        <w:pStyle w:val="ListBullet"/>
+      </w:pPr>
+      <w:r>
+        <w:t>Tattica: la distanza dipende dalla palla - palla portata bassa (pronta ad attaccare) -&gt; un braccio; palla tenuta alta (meno pericolosa) -&gt; accorcio e vado a contatto.</w:t>
+      </w:r>
+    </w:p>
+    <w:p>
+      <w:pPr>
+        <w:pStyle w:val="ListBullet"/>
+      </w:pPr>
+      <w:r>
+        <w:t>Errori -&gt; correzioni: baricentro alto / mani basse -&gt; piegare le gambe, mani attive; muovere mani e piedi disgiuntamente (scivolare con una mano bassa e una che traccia).</w:t>
       </w:r>
     </w:p>
     <w:p>
@@ -3483,15 +3539,23 @@
         <w:pStyle w:val="ListBullet"/>
       </w:pPr>
       <w:r>
-        <w:t>Sul palleggiatore: indirizzarlo (lato o centro) o difendere la posizione; posizione, scivolamento, scivolamento-corsa-scivolamento. Una mano tra le ginocchia del palleggiatore, l'altra traccia la palla; scivolare senza saltare, spinta del piede opposto alla direzione; se battuto, passare alla corsa (incrocio dei piedi), recuperare e tornare a scivolare.</w:t>
-      </w:r>
-    </w:p>
-    <w:p>
-      <w:pPr>
-        <w:pStyle w:val="ListBullet"/>
-      </w:pPr>
-      <w:r>
-        <w:t>Sul tiratore: ostacolare il tiro (non stoppare), farlo tirare sotto pressione, contestare con un braccio (o due) verso l'alto senza saltare, continuando a tracciare la palla.</w:t>
+        <w:t>Sul palleggiatore: indirizzarlo (lato o centro) o difendere la posizione. Scivolamento: spostamento laterale in posizione fondamentale spingendo sul piede opposto alla direzione, senza saltellare né incrociare; copre uno spazio breve (1-2 scivolamenti rapidi per rimettersi sulla linea di penetrazione). Se battuto: incrocio e corro, recupero e torno a scivolare (scivolamento-corsa-scivolamento), indirizzando l'attaccante lontano dal canestro.</w:t>
+      </w:r>
+    </w:p>
+    <w:p>
+      <w:pPr>
+        <w:pStyle w:val="ListBullet"/>
+      </w:pPr>
+      <w:r>
+        <w:t>Pressione sulla palla: due effetti del tracciare - pressione e passaggio scomodo (lento, battuto, alto) = vantaggio già preso. A palleggio chiuso il difensore diventa aggressivo, riempie lo spazio e chiama 'chiuso!': i compagni passano in anticipo sulle linee di passaggio.</w:t>
+      </w:r>
+    </w:p>
+    <w:p>
+      <w:pPr>
+        <w:pStyle w:val="ListBullet"/>
+      </w:pPr>
+      <w:r>
+        <w:t>Sul tiratore: ostacolare il tiro (non stoppare), mano in faccia alla palla senza entrare nel cilindro, in equilibrio; non saltare mai prima del tiratore; stratagemmi: finta di salto, chiudere/proteggere la mano forte. Closeout (dal recupero): ultimi passi corti e rapidissimi.</w:t>
       </w:r>
     </w:p>
     <w:p>
@@ -3515,7 +3579,23 @@
         <w:pStyle w:val="ListBullet"/>
       </w:pPr>
       <w:r>
-        <w:t>Adeguare il posizionamento mentre la palla è in volo; anticipo chiuso (avanti, sui tagli, sul back door) e anticipo a cambio di guardia.</w:t>
+        <w:t>Adeguare il posizionamento mentre la palla è in volo (mai allenare l'anticipo solo da statico); anticipo chiuso (guardia chiusa: nego il passaggio, la scelta più efficace; la palla si guarda sempre) vs anticipo aperto (guardia aperta: una mano 'guarda' l'uomo e una la palla; visione migliore, più pronto ad aiuto e rotazione).</w:t>
+      </w:r>
+    </w:p>
+    <w:p>
+      <w:pPr>
+        <w:pStyle w:val="ListBullet"/>
+      </w:pPr>
+      <w:r>
+        <w:t>Difesa sui tagli: prendere il contatto e 'rompere il taglio' - occupare per un attimo la traiettoria costringendo l'attaccante a cambiare direzione.</w:t>
+      </w:r>
+    </w:p>
+    <w:p>
+      <w:pPr>
+        <w:pStyle w:val="ListBullet"/>
+      </w:pPr>
+      <w:r>
+        <w:t>Tagliafuori: fondamentale di contatto ('sentire/toccare'); vicino -&gt; giro dorsale; a media distanza -&gt; accorcio e tocco; da lontano (ero in aiuto) -&gt; rompo il taglio e vado a rimbalzo.</w:t>
       </w:r>
     </w:p>
     <w:p>
@@ -3527,6 +3607,54 @@
       </w:r>
     </w:p>
     <w:p>
+      <w:pPr>
+        <w:pStyle w:val="Heading2"/>
+      </w:pPr>
+      <w:r>
+        <w:t>Mentalità, responsabilità e didattica (dalla lezione)</w:t>
+      </w:r>
+    </w:p>
+    <w:p>
+      <w:pPr>
+        <w:pStyle w:val="ListBullet"/>
+      </w:pPr>
+      <w:r>
+        <w:t>Chi marca la palla mette tutta la pressione possibile in base alle proprie capacità: sviluppa la responsabilità individuale. Non pressare 'per non rischiare' è scommettere sulla debolezza dell'avversario - non è insegnare a difendere.</w:t>
+      </w:r>
+    </w:p>
+    <w:p>
+      <w:pPr>
+        <w:pStyle w:val="ListBullet"/>
+      </w:pPr>
+      <w:r>
+        <w:t>A livello giovanile: pressione individuale sulla palla sì, pressing organizzato dopo l'apertura no (niente raddoppi/schemi).</w:t>
+      </w:r>
+    </w:p>
+    <w:p>
+      <w:pPr>
+        <w:pStyle w:val="ListBullet"/>
+      </w:pPr>
+      <w:r>
+        <w:t>Mentalità di transizione difensiva: appena la palla esce ci si sgancia subito, senza aspettare l'arbitro.</w:t>
+      </w:r>
+    </w:p>
+    <w:p>
+      <w:pPr>
+        <w:pStyle w:val="ListBullet"/>
+      </w:pPr>
+      <w:r>
+        <w:t>Esercizi dalla lezione: pallone a terra (~4 s per conquistarlo, il difensore taglia fuori); gara di tagliafuori sul tiro con ripartenza; reazione al passaggio ('il primo passo è il tuo'); 1vs1 sul secondo cambio di mano (petto davanti alla palla e inversione delle mani); 1vs1 in corridoio a spazio limitato; anticipo a tempo.</w:t>
+      </w:r>
+    </w:p>
+    <w:p>
+      <w:pPr>
+        <w:pStyle w:val="ListBullet"/>
+      </w:pPr>
+      <w:r>
+        <w:t>Leve didattiche: spazio concesso, numero di palleggi (max dichiarato, contato ad alta voce), giochi a punti con regole e tempo - il difensore deve 'vedere la vittoria' di ciò che fa; comunicazione da chiamare: tagli, aiuti, blocchi, tiri e 'chiusi'.</w:t>
+      </w:r>
+    </w:p>
+    <w:p>
       <w:r>
         <w:br w:type="page"/>
       </w:r>
@@ -3558,6 +3686,398 @@
       </w:pPr>
       <w:r>
         <w:t>Esempio (difensore di seconda linea, lato debole): leggere il tempo per muoversi, correre e scivolare in equilibrio, con braccia e mani attive.</w:t>
+      </w:r>
+    </w:p>
+    <w:p>
+      <w:r>
+        <w:br w:type="page"/>
+      </w:r>
+    </w:p>
+    <w:p>
+      <w:pPr>
+        <w:pStyle w:val="Heading1"/>
+      </w:pPr>
+      <w:r>
+        <w:t>Le collaborazioni offensive (cenni)</w:t>
+      </w:r>
+    </w:p>
+    <w:p>
+      <w:r>
+        <w:rPr>
+          <w:i/>
+          <w:color w:val="555555"/>
+          <w:sz w:val="20"/>
+        </w:rPr>
+        <w:t>Docente: Andrea 'Zanzo' Sansone (lezione della Giornata 3)</w:t>
+      </w:r>
+    </w:p>
+    <w:p>
+      <w:r>
+        <w:t>Conoscenza di base dichiarata 'oltre gli argomenti d'esame' del corso: le collaborazioni si distinguono in semplici (senza blocchi) e complesse (con blocchi). Punto di partenza: l'1vs1 senza palla 'lo guardano in pochissimi', eppure quattro giocatori su cinque sono senza palla - spaziatura corretta e supporto alla penetrazione sono fondamentali e propedeutici a tutto.</w:t>
+      </w:r>
+    </w:p>
+    <w:p>
+      <w:pPr>
+        <w:pStyle w:val="Heading2"/>
+      </w:pPr>
+      <w:r>
+        <w:t>Il principio del vantaggio</w:t>
+      </w:r>
+    </w:p>
+    <w:p>
+      <w:pPr>
+        <w:pStyle w:val="ListBullet"/>
+      </w:pPr>
+      <w:r>
+        <w:t>L'attacco deve fare in modo che un difensore non ne marchi due - anzi: costringere due difensori su una palla sola -&gt; c'è un compagno libero -&gt; vantaggio -&gt; passaggio.</w:t>
+      </w:r>
+    </w:p>
+    <w:p>
+      <w:pPr>
+        <w:pStyle w:val="ListBullet"/>
+      </w:pPr>
+      <w:r>
+        <w:t>Nel sovrannumero i ragazzi spesso non vedono il libero: 'il vantaggio è sempre dall'altra parte'; spaziatura fuori dall'arco e lettura del 2vs1.</w:t>
+      </w:r>
+    </w:p>
+    <w:p>
+      <w:pPr>
+        <w:pStyle w:val="ListBullet"/>
+      </w:pPr>
+      <w:r>
+        <w:t>La totalità nelle parti: limiti di tempo e di palleggi nell'1vs1 simulano gli aiuti del gioco vero - non cambiano l'esercizio, lo rendono gioco.</w:t>
+      </w:r>
+    </w:p>
+    <w:p>
+      <w:pPr>
+        <w:pStyle w:val="Heading2"/>
+      </w:pPr>
+      <w:r>
+        <w:t>Collaborazioni semplici (senza blocchi)</w:t>
+      </w:r>
+    </w:p>
+    <w:p>
+      <w:pPr>
+        <w:pStyle w:val="ListBullet"/>
+      </w:pPr>
+      <w:r>
+        <w:t>Penetra e scarica: chi passa può rimpiazzare (taglia-rimpiazza); dare sempre una linea di passaggio per lo scarico - mentre uno fa 1vs1 con palla, gli altri quattro fanno 1vs1 senza palla.</w:t>
+      </w:r>
+    </w:p>
+    <w:p>
+      <w:pPr>
+        <w:pStyle w:val="ListBullet"/>
+      </w:pPr>
+      <w:r>
+        <w:t>Dai e vai: 'un passo e taglio' - il passo serve a vedere la reazione della difesa; il taglio davanti (fra difensore e palla) è la prima scelta; il backdoor è la lettura quando il difensore fa il salto verso la palla.</w:t>
+      </w:r>
+    </w:p>
+    <w:p>
+      <w:pPr>
+        <w:pStyle w:val="ListBullet"/>
+      </w:pPr>
+      <w:r>
+        <w:t>Dai e segui: seguo il mio passaggio -&gt; consegnato/hand-off, oppure blocco al portatore: è la porta d'ingresso del pick and roll.</w:t>
+      </w:r>
+    </w:p>
+    <w:p>
+      <w:pPr>
+        <w:pStyle w:val="ListBullet"/>
+      </w:pPr>
+      <w:r>
+        <w:t>Dai e cambia: passo e cambio posizione verso il lato opposto - muove la difesa e fa uscire dalla pressione; sul lato debole la ricezione in movimento produce ricezione dinamica.</w:t>
+      </w:r>
+    </w:p>
+    <w:p>
+      <w:pPr>
+        <w:pStyle w:val="ListBullet"/>
+      </w:pPr>
+      <w:r>
+        <w:t>Sempre con lettura: 'passa e taglia' senza lettura è meccanico quanto 'passa e rimani fermo' - entrambi sbagliati, a meno di vantaggi espliciti.</w:t>
+      </w:r>
+    </w:p>
+    <w:p>
+      <w:pPr>
+        <w:pStyle w:val="ListBullet"/>
+      </w:pPr>
+      <w:r>
+        <w:t>Collaborazione a tre: se l'ala è anticipata, il post basso taglia flash verso la lunetta -&gt; triangolo ala-punta-post basso che migliora l'angolo di passaggio; chi è anticipato può 'sigillare' il difensore (tenere il contatto): il sigillo dà 2-3 secondi per mantenere e realizzare il vantaggio.</w:t>
+      </w:r>
+    </w:p>
+    <w:p>
+      <w:pPr>
+        <w:pStyle w:val="Heading2"/>
+      </w:pPr>
+      <w:r>
+        <w:t>Collaborazioni complesse: i blocchi</w:t>
+      </w:r>
+    </w:p>
+    <w:p>
+      <w:pPr>
+        <w:pStyle w:val="ListBullet"/>
+      </w:pPr>
+      <w:r>
+        <w:t>Blocchi lontano dalla palla - classificazione: verticali, orizzontali, diagonali; blocco cieco (categoria a parte: alle spalle del difensore, fuori dal campo visivo); stagger (due blocchi in sequenza); elevator (due giocatori affiancati che si chiudono dopo il passaggio del compagno); twirl (chi riceve il blocco lo riporta subito al bloccante).</w:t>
+      </w:r>
+    </w:p>
+    <w:p>
+      <w:pPr>
+        <w:pStyle w:val="ListBullet"/>
+      </w:pPr>
+      <w:r>
+        <w:t>Blocco sulla palla: prima si restringe lo spazio e poi lo si usa - il blocco da solo raramente crea il vantaggio, è la continuazione a farlo. Dopo il blocco il bloccante si muove: pick and roll (rolla) o pick and pop (esce per il tiro).</w:t>
+      </w:r>
+    </w:p>
+    <w:p>
+      <w:pPr>
+        <w:pStyle w:val="ListBullet"/>
+      </w:pPr>
+      <w:r>
+        <w:t>Varianti senza contatto (ad alto livello il blocco spesso non arriva nemmeno al contatto): slip (finta di blocco e taglio dentro) e ghost (blocco simulato senza portarlo).</w:t>
+      </w:r>
+    </w:p>
+    <w:p>
+      <w:pPr>
+        <w:pStyle w:val="ListBullet"/>
+      </w:pPr>
+      <w:r>
+        <w:t>Coperture difensive: show (il difensore del bloccante esce e si mostra) -&gt; aiuto e recupero; hedge (uscita in diagonale, meno marcata); cambio/switch (tendenza attuale: 'in difesa cambio sempre'); drop (contenimento). Contro show/hedge: short roll del bloccante verso la lunetta - rimedio: il difensore del portatore tocca la linea di passaggio dello short roll prima di recuperare.</w:t>
+      </w:r>
+    </w:p>
+    <w:p>
+      <w:pPr>
+        <w:pStyle w:val="Heading2"/>
+      </w:pPr>
+      <w:r>
+        <w:t>Quando insegnarle: età e prerequisiti</w:t>
+      </w:r>
+    </w:p>
+    <w:p>
+      <w:pPr>
+        <w:pStyle w:val="ListBullet"/>
+      </w:pPr>
+      <w:r>
+        <w:t>Il pick and roll presuppone possesso di palla sotto pressione, reggere il contatto, lettura dello scarico; prima dei 13-14 anni la differenza fisica non c'è: farlo troppo presto è una scorciatoia, 'un po' come la zona'.</w:t>
+      </w:r>
+    </w:p>
+    <w:p>
+      <w:pPr>
+        <w:pStyle w:val="ListBullet"/>
+      </w:pPr>
+      <w:r>
+        <w:t>Scala per età: U15 solo a livello di eccellenza e comunque poco (buon ingresso: dalle rimesse, blocco statico sul gomito); U17 blocchi semplici; U19 pochi ma fatti bene.</w:t>
+      </w:r>
+    </w:p>
+    <w:p>
+      <w:pPr>
+        <w:pStyle w:val="ListBullet"/>
+      </w:pPr>
+      <w:r>
+        <w:t>Giochi d'attacco codificati: non prima dell'U17 - imporre un gioco a memoria nelle giovanili toglie le letture in via di sviluppo.</w:t>
+      </w:r>
+    </w:p>
+    <w:p>
+      <w:pPr>
+        <w:pStyle w:val="ListBullet"/>
+      </w:pPr>
+      <w:r>
+        <w:t>Terminologia: quella universale (drop, ecc.) e quella inglese vanno bene se spiegate e contestualizzate; le parole in codice del gruppo si scelgono con i ragazzi.</w:t>
+      </w:r>
+    </w:p>
+    <w:p>
+      <w:r>
+        <w:br w:type="page"/>
+      </w:r>
+    </w:p>
+    <w:p>
+      <w:pPr>
+        <w:pStyle w:val="Heading1"/>
+      </w:pPr>
+      <w:r>
+        <w:t>Il regolamento visto dagli allenatori</w:t>
+      </w:r>
+    </w:p>
+    <w:p>
+      <w:r>
+        <w:rPr>
+          <w:i/>
+          <w:color w:val="555555"/>
+          <w:sz w:val="20"/>
+        </w:rPr>
+        <w:t>Relatore: Andrea Mammoli, arbitro di Serie B nazionale (incontro della Giornata 3)</w:t>
+      </w:r>
+    </w:p>
+    <w:p>
+      <w:r>
+        <w:t>Sintesi dell'incontro con l'arbitro (formato domande-e-risposte): i criteri arbitrali più utili per chi allena e sta in panchina.</w:t>
+      </w:r>
+    </w:p>
+    <w:p>
+      <w:pPr>
+        <w:pStyle w:val="Heading2"/>
+      </w:pPr>
+      <w:r>
+        <w:t>Rapporto allenatore-arbitro e panchina</w:t>
+      </w:r>
+    </w:p>
+    <w:p>
+      <w:pPr>
+        <w:pStyle w:val="ListBullet"/>
+      </w:pPr>
+      <w:r>
+        <w:t>La scala dei provvedimenti (richiamo -&gt; tecnico -&gt; espulsione) non è una sequenza obbligatoria; direttiva attuale sulla protesta: fischio -&gt; aspettare che si calmi -&gt; poi il provvedimento (a freddo vale di più e riduce il danno alla squadra).</w:t>
+      </w:r>
+    </w:p>
+    <w:p>
+      <w:pPr>
+        <w:pStyle w:val="ListBullet"/>
+      </w:pPr>
+      <w:r>
+        <w:t>In panchina uno solo può stare in piedi; solo allenatore e capitano sono ammessi all'interlocuzione (all'assistente l'arbitro può non rispondere).</w:t>
+      </w:r>
+    </w:p>
+    <w:p>
+      <w:pPr>
+        <w:pStyle w:val="ListBullet"/>
+      </w:pPr>
+      <w:r>
+        <w:t>Con giovani arbitri e giovani giocatori: chiedere/di fare qualcosa a gioco fermo; 'saper essere' vale anche verso gli arbitri.</w:t>
+      </w:r>
+    </w:p>
+    <w:p>
+      <w:pPr>
+        <w:pStyle w:val="Heading2"/>
+      </w:pPr>
+      <w:r>
+        <w:t>Cilindro, presa di posizione, tagli e blocchi</w:t>
+      </w:r>
+    </w:p>
+    <w:p>
+      <w:pPr>
+        <w:pStyle w:val="ListBullet"/>
+      </w:pPr>
+      <w:r>
+        <w:t>Verticalità e cilindro: ogni giocatore occupa il suo cilindro ('casa sua'); chi occupa per primo una posizione la possiede. Sul giocatore senza palla valgono spazio e tempo (più corre, più distanza gli devo dare); chi ha la palla invece deve aspettarsi pressione ovunque.</w:t>
+      </w:r>
+    </w:p>
+    <w:p>
+      <w:pPr>
+        <w:pStyle w:val="ListBullet"/>
+      </w:pPr>
+      <w:r>
+        <w:t>Campo visivo: se l'attaccante mi vede posso arrivare fino a un normale passo; alle sue spalle la distanza deve crescere.</w:t>
+      </w:r>
+    </w:p>
+    <w:p>
+      <w:pPr>
+        <w:pStyle w:val="ListBullet"/>
+      </w:pPr>
+      <w:r>
+        <w:t>Rompere il taglio: anticipare la linea di taglio è legale se l'attaccante può ancora fermarsi o cambiare direzione; sbracciare o trattenere è sempre fallo.</w:t>
+      </w:r>
+    </w:p>
+    <w:p>
+      <w:pPr>
+        <w:pStyle w:val="ListBullet"/>
+      </w:pPr>
+      <w:r>
+        <w:t>Blocchi: nel campo visivo posso stare vicino (senza contatto alla presa di posizione); cieco -&gt; circa un passo. Il bloccante sta dentro il cilindro (gambe/braccia larghe = fallo in attacco); regolare l'angolo è legale solo prima che il difensore sia in movimento sul blocco - criterio: non accorciare la distanza; conta sempre chi arriva prima.</w:t>
+      </w:r>
+    </w:p>
+    <w:p>
+      <w:pPr>
+        <w:pStyle w:val="ListBullet"/>
+      </w:pPr>
+      <w:r>
+        <w:t>Tagliafuori: col corpo, muovendosi, senza mani.</w:t>
+      </w:r>
+    </w:p>
+    <w:p>
+      <w:pPr>
+        <w:pStyle w:val="Heading2"/>
+      </w:pPr>
+      <w:r>
+        <w:t>Passi, contatti in aria, atto di tiro</w:t>
+      </w:r>
+    </w:p>
+    <w:p>
+      <w:pPr>
+        <w:pStyle w:val="ListBullet"/>
+      </w:pPr>
+      <w:r>
+        <w:t>Passi - ricezione statica: scelgo il perno, e la palla deve lasciare la mano prima che il perno si alzi. Ricezione dinamica: se ricevo in volo il primo appoggio è il passo zero -&gt; 0-1-2; la discriminante è volo/non volo (se prendo con un piede a terra, quello è già il passo 1). Se dopo la partenza dinamica mi arresto, tornano le regole statiche.</w:t>
+      </w:r>
+    </w:p>
+    <w:p>
+      <w:pPr>
+        <w:pStyle w:val="ListBullet"/>
+      </w:pPr>
+      <w:r>
+        <w:t>Criterio del vantaggio: si lascia correre ciò che non crea vantaggio; il 'doppio passetto' che ricolloca in posizione di tiro è violazione.</w:t>
+      </w:r>
+    </w:p>
+    <w:p>
+      <w:pPr>
+        <w:pStyle w:val="ListBullet"/>
+      </w:pPr>
+      <w:r>
+        <w:t>Contatti in aria: conta chi salta prima; salto e atterro nello stesso punto = mia verticalità; saltare in avanti invadendo la traiettoria = contatto mio.</w:t>
+      </w:r>
+    </w:p>
+    <w:p>
+      <w:pPr>
+        <w:pStyle w:val="ListBullet"/>
+      </w:pPr>
+      <w:r>
+        <w:t>Atto di tiro: due tipologie - il tiro classico e il movimento continuo verso canestro, che si può rallentare ma non spezzare; 'fallo + passaggio: si gioca'.</w:t>
+      </w:r>
+    </w:p>
+    <w:p>
+      <w:pPr>
+        <w:pStyle w:val="ListBullet"/>
+      </w:pPr>
+      <w:r>
+        <w:t>Controllo di palla e 24 s: il semplice tocco difensivo non resetta il cronometro; prenderla e direzionarla sì.</w:t>
+      </w:r>
+    </w:p>
+    <w:p>
+      <w:pPr>
+        <w:pStyle w:val="Heading2"/>
+      </w:pPr>
+      <w:r>
+        <w:t>Fischio, difesa sul post e sul tiro, novità</w:t>
+      </w:r>
+    </w:p>
+    <w:p>
+      <w:pPr>
+        <w:pStyle w:val="ListBullet"/>
+      </w:pPr>
+      <w:r>
+        <w:t>Fischio paziente: si valuta l'impatto del contatto sull'azione (vantaggio); fischi immediati sui contatti sempre dannosi: spinte, hand-checking, colpi alla testa.</w:t>
+      </w:r>
+    </w:p>
+    <w:p>
+      <w:pPr>
+        <w:pStyle w:val="ListBullet"/>
+      </w:pPr>
+      <w:r>
+        <w:t>Difesa sul post: avambraccio sì, mani no; il cilindro è definito da spalle e piedi ('come dentro una calza').</w:t>
+      </w:r>
+    </w:p>
+    <w:p>
+      <w:pPr>
+        <w:pStyle w:val="ListBullet"/>
+      </w:pPr>
+      <w:r>
+        <w:t>Difesa sul tiro: 'piccolo contatto, grande danno' - i piedi sotto la traiettoria/lo spazio di atterraggio del tiratore sono responsabilità della difesa.</w:t>
+      </w:r>
+    </w:p>
+    <w:p>
+      <w:pPr>
+        <w:pStyle w:val="ListBullet"/>
+      </w:pPr>
+      <w:r>
+        <w:t>Novità regolamentari in arrivo (circolare CIA): rimessa veloce in zona di difesa senza consegna dell'arbitro (punto di rimessa nel trapezio, niente cambi); flagrant / tecnico amministrativo.</w:t>
       </w:r>
     </w:p>
     <w:p>

--- a/Quaderno_Tecnico_ARF_Gruppo1_esteso.docx
+++ b/Quaderno_Tecnico_ARF_Gruppo1_esteso.docx
@@ -4538,6 +4538,30 @@
       </w:pPr>
       <w:r>
         <w:t>Anticipo: posizione difensiva sulla linea di passaggio per impedire la ricezione.</w:t>
+      </w:r>
+    </w:p>
+    <w:p>
+      <w:pPr>
+        <w:pStyle w:val="ListBullet"/>
+      </w:pPr>
+      <w:r>
+        <w:t>Aiuto difensivo: azione individuale del difensore che lascia il proprio uomo per chiudere la linea di penetrazione di un attaccante che ha battuto il compagno; arriva dal lato debole, almeno all'altezza del semicerchio no-sfondamento, preceduto dalla chiamata 'aiuto!'. Per l'attacco, costringere all'aiuto = prendere vantaggio (sovrannumero).</w:t>
+      </w:r>
+    </w:p>
+    <w:p>
+      <w:pPr>
+        <w:pStyle w:val="ListBullet"/>
+      </w:pPr>
+      <w:r>
+        <w:t>Rotazione difensiva: la catena di riposizionamenti innescata dall'aiuto - gli altri difensori si scambiano gli assegnamenti per coprire l'uomo lasciato libero da chi ha aiutato (chiamata: 'ruota!'); è collettiva e viene dopo l'aiuto. Da non confondere col cambio difensivo (scambio concordato sul blocco).</w:t>
+      </w:r>
+    </w:p>
+    <w:p>
+      <w:pPr>
+        <w:pStyle w:val="ListBullet"/>
+      </w:pPr>
+      <w:r>
+        <w:t>Collaborazione: (1) come postulato (autonomia/collaborazione), condividere una visione comune anche sacrificando la propria per l'unità della squadra; (2) come categoria tecnica, azione coordinata fra due o più compagni - in attacco semplici (senza blocchi) o complesse (con blocchi); in difesa aiuti e rotazioni.</w:t>
       </w:r>
     </w:p>
     <w:p>

--- a/Quaderno_Tecnico_ARF_Gruppo1_esteso.docx
+++ b/Quaderno_Tecnico_ARF_Gruppo1_esteso.docx
@@ -4505,15 +4505,31 @@
         <w:pStyle w:val="ListBullet"/>
       </w:pPr>
       <w:r>
-        <w:t>Posizione fondamentale: postura bassa ed equilibrata da cui partire per qualsiasi movimento.</w:t>
-      </w:r>
-    </w:p>
-    <w:p>
-      <w:pPr>
-        <w:pStyle w:val="ListBullet"/>
-      </w:pPr>
-      <w:r>
-        <w:t>Piede perno: il piede che resta a terra, attorno a cui si ruota (giri, partenze).</w:t>
+        <w:t>Vantaggio: (1) tattico - il guadagno di spazio/tempo che si prende, si mantiene e si concretizza (PV/MV/CV); (2) arbitrale - il criterio del fischio paziente: si sanziona il contatto o la violazione che creano un vantaggio/danno, si lascia correre il resto.</w:t>
+      </w:r>
+    </w:p>
+    <w:p>
+      <w:pPr>
+        <w:pStyle w:val="ListBullet"/>
+      </w:pPr>
+      <w:r>
+        <w:t>Equilibrio: (1) come postulato - la condizione che permette a giocatore e squadra di esprimersi (più è alto, più letture complesse sono possibili); (2) fisico - la stabilità del corpo (posizione fondamentale, arresti, volo e ricaduta nel tiro).</w:t>
+      </w:r>
+    </w:p>
+    <w:p>
+      <w:pPr>
+        <w:pStyle w:val="ListBullet"/>
+      </w:pPr>
+      <w:r>
+        <w:t>Posizione fondamentale: postura bassa ed equilibrata da cui partire per qualsiasi movimento; si declina in tre forme - d'attacco senza palla, con palla (triplice minaccia: tirare, passare, partire in palleggio), difensiva (piedi più larghi, baricentro più basso).</w:t>
+      </w:r>
+    </w:p>
+    <w:p>
+      <w:pPr>
+        <w:pStyle w:val="ListBullet"/>
+      </w:pPr>
+      <w:r>
+        <w:t>Piede perno: il piede che resta a terra, attorno a cui si ruota (giri, partenze); nell'arresto a due tempi è il primo piede che tocca terra (non si sceglie); senza palla il piede perno non esiste. Per estensione, nella virata in palleggio la mano fa da 'perno': prima frena la palla, poi la spinge.</w:t>
       </w:r>
     </w:p>
     <w:p>
@@ -4569,7 +4585,71 @@
         <w:pStyle w:val="ListBullet"/>
       </w:pPr>
       <w:r>
-        <w:t>Tagliafuori: conquistare la posizione fra avversario e canestro (offensivo o difensivo).</w:t>
+        <w:t>Aiuto e recupero: copertura in cui LO STESSO difensore aiuta sulla palla e poi torna sul proprio uomo (es. show/hedge sul pick and roll) - diversa dalla rotazione, dove i difensori si scambiano gli uomini.</w:t>
+      </w:r>
+    </w:p>
+    <w:p>
+      <w:pPr>
+        <w:pStyle w:val="ListBullet"/>
+      </w:pPr>
+      <w:r>
+        <w:t>Guardia: tre usi distinti - (1) punto del campo, fra punta e ala (sul prolungamento del gomito); (2) ruolo (il numero 2); (3) in difesa, guardia aperta/chiusa = tipo di anticipo sull'uomo senza palla; 'cambio di guardia' = passare dall'una all'altra (quando non vedo più la palla, prendo contatto).</w:t>
+      </w:r>
+    </w:p>
+    <w:p>
+      <w:pPr>
+        <w:pStyle w:val="ListBullet"/>
+      </w:pPr>
+      <w:r>
+        <w:t>Cambio: da solo è ambiguo, va sempre specificato - cambio di mano / di direzione / di senso / di velocità (fondamentali d'attacco); cambio difensivo o switch (scambio di uomini sul blocco); cambio di guardia (in anticipo).</w:t>
+      </w:r>
+    </w:p>
+    <w:p>
+      <w:pPr>
+        <w:pStyle w:val="ListBullet"/>
+      </w:pPr>
+      <w:r>
+        <w:t>Blocco: (1) collaborazione complessa - lo schermo portato da un compagno (sulla palla o lontano dalla palla); (2) punto del campo - 'il blocco' è il post basso, il primo spazio dei rimbalzi a fianco dell'area ('porto un blocco' vs 'gioco al blocco').</w:t>
+      </w:r>
+    </w:p>
+    <w:p>
+      <w:pPr>
+        <w:pStyle w:val="ListBullet"/>
+      </w:pPr>
+      <w:r>
+        <w:t>Angolo: (1) punto del campo, dove la linea laterale incontra il fondo; (2) angolo del blocco - l'orientamento del bloccante (regolabile solo prima dell'arrivo del difensore); (3) angolo di passaggio/di ricezione - l'apertura della traiettoria per servire o ricevere (i triangoli lo migliorano; a 45° o frontale cambia la preparazione al tiro).</w:t>
+      </w:r>
+    </w:p>
+    <w:p>
+      <w:pPr>
+        <w:pStyle w:val="ListBullet"/>
+      </w:pPr>
+      <w:r>
+        <w:t>Taglio: movimento offensivo senza palla verso canestro o verso la palla (davanti, backdoor, flash); da non confondere col tagliafuori; 'rompere il taglio' è l'azione difensiva di occupare per un attimo la traiettoria del taglio, costringendo al cambio di direzione.</w:t>
+      </w:r>
+    </w:p>
+    <w:p>
+      <w:pPr>
+        <w:pStyle w:val="ListBullet"/>
+      </w:pPr>
+      <w:r>
+        <w:t>Tagliafuori: conquistare la posizione fra avversario e canestro (offensivo o difensivo); si fa col corpo, senza mani.</w:t>
+      </w:r>
+    </w:p>
+    <w:p>
+      <w:pPr>
+        <w:pStyle w:val="ListBullet"/>
+      </w:pPr>
+      <w:r>
+        <w:t>Pressione vs pressing: la pressione sulla palla è responsabilità individuale del difensore (sempre, anche nei giovanili); il pressing è una scelta organizzata di squadra (raddoppi, tutto campo), che a livello giovanile non si fa.</w:t>
+      </w:r>
+    </w:p>
+    <w:p>
+      <w:pPr>
+        <w:pStyle w:val="ListBullet"/>
+      </w:pPr>
+      <w:r>
+        <w:t>Linea di passaggio: congiunge la palla all'uomo senza palla - per la difesa è la linea da negare (anticipo) o su cui tenere una mano; per l'attacco è la linea da offrire (dare sempre una linea di passaggio a chi penetra).</w:t>
       </w:r>
     </w:p>
     <w:p>

--- a/Quaderno_Tecnico_ARF_Gruppo1_esteso.docx
+++ b/Quaderno_Tecnico_ARF_Gruppo1_esteso.docx
@@ -444,6 +444,17 @@
         <w:rPr>
           <w:color w:val="1B2A4A"/>
         </w:rPr>
+        <w:t>Il 3x3</w:t>
+      </w:r>
+    </w:p>
+    <w:p>
+      <w:pPr>
+        <w:ind w:left="425"/>
+      </w:pPr>
+      <w:r>
+        <w:rPr>
+          <w:color w:val="1B2A4A"/>
+        </w:rPr>
         <w:t>Il minibasket</w:t>
       </w:r>
     </w:p>
@@ -512,7 +523,7 @@
     </w:p>
     <w:p>
       <w:r>
-        <w:t>Questa è la versione estesa: oltre ai cinque moduli del programma, una Parte II raccoglie materiali integrativi (fondamentali difensivi, fondamentali nel gioco, collaborazioni offensive, regolamento visto dagli allenatori, minibasket, preparazione fisica), tratti dalle lezioni del corso e, dove indicato, sintetizzati con parole proprie dal manuale di riferimento.</w:t>
+        <w:t>Questa è la versione estesa: oltre ai cinque moduli del programma, una Parte II raccoglie materiali integrativi (fondamentali difensivi, fondamentali nel gioco, collaborazioni offensive, regolamento visto dagli allenatori, il 3x3, minibasket, preparazione fisica), tratti dalle lezioni e dai materiali del corso e, dove indicato, sintetizzati con parole proprie dal manuale di riferimento.</w:t>
       </w:r>
     </w:p>
     <w:p>
@@ -4078,6 +4089,194 @@
       </w:pPr>
       <w:r>
         <w:t>Novità regolamentari in arrivo (circolare CIA): rimessa veloce in zona di difesa senza consegna dell'arbitro (punto di rimessa nel trapezio, niente cambi); flagrant / tecnico amministrativo.</w:t>
+      </w:r>
+    </w:p>
+    <w:p>
+      <w:r>
+        <w:br w:type="page"/>
+      </w:r>
+    </w:p>
+    <w:p>
+      <w:pPr>
+        <w:pStyle w:val="Heading1"/>
+      </w:pPr>
+      <w:r>
+        <w:t>Il 3x3</w:t>
+      </w:r>
+    </w:p>
+    <w:p>
+      <w:r>
+        <w:rPr>
+          <w:i/>
+          <w:color w:val="555555"/>
+          <w:sz w:val="20"/>
+        </w:rPr>
+        <w:t>Materiale del corso ARF 2026 - Comitato Regionale FIP Umbria</w:t>
+      </w:r>
+    </w:p>
+    <w:p>
+      <w:r>
+        <w:t>Il 3x3 e' una variante della pallacanestro: si gioca su meta' campo, con un unico canestro e al massimo tre giocatori per squadra. Nato nei campetti di strada, oggi e' riconosciuto a livello mondiale ed e' disciplina olimpica dal 2021.</w:t>
+      </w:r>
+    </w:p>
+    <w:p>
+      <w:pPr>
+        <w:pStyle w:val="Heading2"/>
+      </w:pPr>
+      <w:r>
+        <w:t>Il circuito 3x3 in Italia</w:t>
+      </w:r>
+    </w:p>
+    <w:p>
+      <w:pPr>
+        <w:pStyle w:val="ListBullet"/>
+      </w:pPr>
+      <w:r>
+        <w:t>La FIP sviluppa e promuove la disciplina attraverso il '3x3 Italia FIP Circuit', che permette ad atleti di ogni livello di competere in tornei ufficiali su tutto il territorio nazionale.</w:t>
+      </w:r>
+    </w:p>
+    <w:p>
+      <w:pPr>
+        <w:pStyle w:val="ListBullet"/>
+      </w:pPr>
+      <w:r>
+        <w:t>Struttura: una serie di tornei affiliati lungo tutto l'anno (con focus estivo); le migliori squadre si qualificano alle Master Final (dove si assegna lo scudetto); ogni torneo assegna punti per il ranking mondiale FIBA, necessario per accedere ai tornei internazionali.</w:t>
+      </w:r>
+    </w:p>
+    <w:p>
+      <w:pPr>
+        <w:pStyle w:val="Heading2"/>
+      </w:pPr>
+      <w:r>
+        <w:t>Differenze con il 5vs5</w:t>
+      </w:r>
+    </w:p>
+    <w:p>
+      <w:pPr>
+        <w:pStyle w:val="ListBullet"/>
+      </w:pPr>
+      <w:r>
+        <w:t>Il campo: meta' campo regolamentare (15 x 11 m).</w:t>
+      </w:r>
+    </w:p>
+    <w:p>
+      <w:pPr>
+        <w:pStyle w:val="ListBullet"/>
+      </w:pPr>
+      <w:r>
+        <w:t>I giocatori: squadre di 3 elementi in campo + 1 riserva.</w:t>
+      </w:r>
+    </w:p>
+    <w:p>
+      <w:pPr>
+        <w:pStyle w:val="ListBullet"/>
+      </w:pPr>
+      <w:r>
+        <w:t>Nessun coach: non sono ammessi allenatori in panchina durante la gara; i cambi li gestiscono autonomamente i giocatori.</w:t>
+      </w:r>
+    </w:p>
+    <w:p>
+      <w:pPr>
+        <w:pStyle w:val="ListBullet"/>
+      </w:pPr>
+      <w:r>
+        <w:t>Il pallone: taglia 6 (piu' piccolo) ma pesa quanto un taglia 7.</w:t>
+      </w:r>
+    </w:p>
+    <w:p>
+      <w:pPr>
+        <w:pStyle w:val="Heading2"/>
+      </w:pPr>
+      <w:r>
+        <w:t>Le regole principali</w:t>
+      </w:r>
+    </w:p>
+    <w:p>
+      <w:pPr>
+        <w:pStyle w:val="ListBullet"/>
+      </w:pPr>
+      <w:r>
+        <w:t>Durata e punteggio: 10' effettivi; vince chi arriva a 21 punti o chi e' in vantaggio allo scadere. Canestri da dentro l'arco 1 punto, da fuori 2 punti.</w:t>
+      </w:r>
+    </w:p>
+    <w:p>
+      <w:pPr>
+        <w:pStyle w:val="ListBullet"/>
+      </w:pPr>
+      <w:r>
+        <w:t>Ritmo: azione offensiva max 12''.</w:t>
+      </w:r>
+    </w:p>
+    <w:p>
+      <w:pPr>
+        <w:pStyle w:val="ListBullet"/>
+      </w:pPr>
+      <w:r>
+        <w:t>Cambio possesso: da palla viva (recupero, rimbalzo difensivo, canestro subito) la palla deve uscire oltre l'arco in palleggio o passaggio (no rimessa) prima di attaccare; da palla morta (palla fuori, fallo non in tiro) si riparte con il check-ball (il difensore in punta consegna la palla all'attacco).</w:t>
+      </w:r>
+    </w:p>
+    <w:p>
+      <w:pPr>
+        <w:pStyle w:val="ListBullet"/>
+      </w:pPr>
+      <w:r>
+        <w:t>Smile: su cambio possesso da palla viva, un difensore non puo' ostacolare il portatore finche' e' dentro lo 'smile' (l'area a semicerchio sotto canestro); i 12'' partono comunque.</w:t>
+      </w:r>
+    </w:p>
+    <w:p>
+      <w:pPr>
+        <w:pStyle w:val="ListBullet"/>
+      </w:pPr>
+      <w:r>
+        <w:t>Falli su tiro: dentro l'arco un tiro libero, da fuori due tiri liberi.</w:t>
+      </w:r>
+    </w:p>
+    <w:p>
+      <w:pPr>
+        <w:pStyle w:val="ListBullet"/>
+      </w:pPr>
+      <w:r>
+        <w:t>Falli di squadra: bonus dal 7° fallo (due tiri liberi); dal 10° in poi due tiri liberi + possesso (check-ball). Non esistono i falli personali (di espulsione individuale).</w:t>
+      </w:r>
+    </w:p>
+    <w:p>
+      <w:pPr>
+        <w:pStyle w:val="ListBullet"/>
+      </w:pPr>
+      <w:r>
+        <w:t>Gioco passivo spalle a canestro: non si puo' palleggiare o trattenere la palla spalle/fianco a canestro dentro l'arco per piu' di 3'' (pena cambio possesso con check-ball).</w:t>
+      </w:r>
+    </w:p>
+    <w:p>
+      <w:pPr>
+        <w:pStyle w:val="Heading2"/>
+      </w:pPr>
+      <w:r>
+        <w:t>Il 3x3 nella pallacanestro integrata</w:t>
+      </w:r>
+    </w:p>
+    <w:p>
+      <w:pPr>
+        <w:pStyle w:val="ListBullet"/>
+      </w:pPr>
+      <w:r>
+        <w:t>Aspetti mentali: gioco ad alto ritmo e con pochissime pause -&gt; sviluppa adattamento e trasformazione (transizioni rapide difesa&lt;-&gt;attacco) e, per l'assenza del coach, autonomia e responsabilita' - scelte da prendere sotto stress e ad alta intensita', nel minor tempo.</w:t>
+      </w:r>
+    </w:p>
+    <w:p>
+      <w:pPr>
+        <w:pStyle w:val="ListBullet"/>
+      </w:pPr>
+      <w:r>
+        <w:t>Aspetti tecnici: esalta la capacita' tecnica - usare i fondamentali, riconoscere la situazione giusta e soprattutto esasperare la rapidita' di esecuzione; centrali il muoversi rapidi senza palla, prendere il tiro in fretta, la padronanza di palleggio e una difesa molto aggressiva negli spazi ridotti.</w:t>
+      </w:r>
+    </w:p>
+    <w:p>
+      <w:pPr>
+        <w:pStyle w:val="ListBullet"/>
+      </w:pPr>
+      <w:r>
+        <w:t>Aspetti fisici: sviluppa forza esplosiva, resistenza anaerobica e agilita'; recupero rapido, stabilita' del core per i contatti, reattivita' nel breve; i continui cambi di direzione, salti e rimbalzi allenano potenza ed elasticita' degli arti inferiori; la densita' di avversari in poco spazio esalta la coordinazione oculo-manuale e la rapidita' dei piedi.</w:t>
       </w:r>
     </w:p>
     <w:p>

--- a/Quaderno_Tecnico_ARF_Gruppo1_esteso.docx
+++ b/Quaderno_Tecnico_ARF_Gruppo1_esteso.docx
@@ -4111,12 +4111,12 @@
           <w:color w:val="555555"/>
           <w:sz w:val="20"/>
         </w:rPr>
-        <w:t>Materiale del corso ARF 2026 - Comitato Regionale FIP Umbria</w:t>
-      </w:r>
-    </w:p>
-    <w:p>
-      <w:r>
-        <w:t>Il 3x3 e' una variante della pallacanestro: si gioca su meta' campo, con un unico canestro e al massimo tre giocatori per squadra. Nato nei campetti di strada, oggi e' riconosciuto a livello mondiale ed e' disciplina olimpica dal 2021.</w:t>
+        <w:t>Materiale del corso ARF 2026 (Comitato Regionale FIP Umbria); regole verificate sul regolamento ufficiale FIBA 3x3 Rules of the Game (Art. 1-15) e confrontate con le FIBA Official Basketball Rules 2024 (5vs5).</w:t>
+      </w:r>
+    </w:p>
+    <w:p>
+      <w:r>
+        <w:t>Il 3x3 e' una variante della pallacanestro: si gioca su meta' campo (15 x 11 m), con un unico canestro e al massimo tre giocatori per squadra (3 in campo + 1 sostituto). Nato nei campetti di strada, oggi e' riconosciuto a livello mondiale ed e' disciplina olimpica dal 2021.</w:t>
       </w:r>
     </w:p>
     <w:p>
@@ -4148,39 +4148,55 @@
         <w:pStyle w:val="Heading2"/>
       </w:pPr>
       <w:r>
-        <w:t>Differenze con il 5vs5</w:t>
-      </w:r>
-    </w:p>
-    <w:p>
-      <w:pPr>
-        <w:pStyle w:val="ListBullet"/>
-      </w:pPr>
-      <w:r>
-        <w:t>Il campo: meta' campo regolamentare (15 x 11 m).</w:t>
-      </w:r>
-    </w:p>
-    <w:p>
-      <w:pPr>
-        <w:pStyle w:val="ListBullet"/>
-      </w:pPr>
-      <w:r>
-        <w:t>I giocatori: squadre di 3 elementi in campo + 1 riserva.</w:t>
-      </w:r>
-    </w:p>
-    <w:p>
-      <w:pPr>
-        <w:pStyle w:val="ListBullet"/>
-      </w:pPr>
-      <w:r>
-        <w:t>Nessun coach: non sono ammessi allenatori in panchina durante la gara; i cambi li gestiscono autonomamente i giocatori.</w:t>
-      </w:r>
-    </w:p>
-    <w:p>
-      <w:pPr>
-        <w:pStyle w:val="ListBullet"/>
-      </w:pPr>
-      <w:r>
-        <w:t>Il pallone: taglia 6 (piu' piccolo) ma pesa quanto un taglia 7.</w:t>
+        <w:t>Come si gioca: le meccaniche caratteristiche</w:t>
+      </w:r>
+    </w:p>
+    <w:p>
+      <w:pPr>
+        <w:pStyle w:val="ListBullet"/>
+      </w:pPr>
+      <w:r>
+        <w:t>Inizio e vittoria: il primo possesso si assegna con un sorteggio a moneta (coin flip, Art. 4.2); si gioca un unico periodo di 10' (Art. 6.1), ma la prima squadra a 21 punti vince prima dello scadere (Art. 6.2). In caso di parita': overtime, vinto dalla prima squadra a 2 punti (Art. 6.3).</w:t>
+      </w:r>
+    </w:p>
+    <w:p>
+      <w:pPr>
+        <w:pStyle w:val="ListBullet"/>
+      </w:pPr>
+      <w:r>
+        <w:t>Punteggio: 1 punto dentro l'arco, 2 punti da fuori, 1 punto il tiro libero (Art. 5). L'azione offensiva dura al massimo 12'' (Art. 9.2).</w:t>
+      </w:r>
+    </w:p>
+    <w:p>
+      <w:pPr>
+        <w:pStyle w:val="ListBullet"/>
+      </w:pPr>
+      <w:r>
+        <w:t>La ripartenza (clear): dopo un canestro subito riparte la squadra che NON ha segnato, da sotto canestro, portando la palla oltre l'arco in palleggio o passaggio (Art. 8.1). Su rimbalzo d'attacco si continua senza uscire; su rimbalzo difensivo o palla rubata la palla va riportata oltre l'arco ('clear', Art. 8.2). Da palla morta si riparte con il check-ball, cioe' uno scambio col difensore dietro l'arco in cima al campo (Art. 8.3).</w:t>
+      </w:r>
+    </w:p>
+    <w:p>
+      <w:pPr>
+        <w:pStyle w:val="ListBullet"/>
+      </w:pPr>
+      <w:r>
+        <w:t>Smile (no-charge semi-circle): nella ripartenza la difesa non puo' giocare la palla nel semicerchio sotto canestro (Art. 8.1).</w:t>
+      </w:r>
+    </w:p>
+    <w:p>
+      <w:pPr>
+        <w:pStyle w:val="ListBullet"/>
+      </w:pPr>
+      <w:r>
+        <w:t>Gioco attivo: non tentare di segnare e' violazione (stalling, Art. 9.1); con lo shot clock vale il limite di 12'', senza shot clock l'arbitro avverte contando gli ultimi 5''. Nota: la 'regola dei 3'' spalle a canestro' talvolta citata NON esiste nel regolamento FIBA 3x3.</w:t>
+      </w:r>
+    </w:p>
+    <w:p>
+      <w:pPr>
+        <w:pStyle w:val="ListBullet"/>
+      </w:pPr>
+      <w:r>
+        <w:t>Pallone: si usa la taglia 6 in tutte le categorie (Art. 1). Il pallone ufficiale 3x3 ha la circonferenza di un taglia 6 ma il peso di un taglia 7: e' una specifica del pallone, non una regola del testo.</w:t>
       </w:r>
     </w:p>
     <w:p>
@@ -4188,65 +4204,896 @@
         <w:pStyle w:val="Heading2"/>
       </w:pPr>
       <w:r>
-        <w:t>Le regole principali</w:t>
-      </w:r>
-    </w:p>
-    <w:p>
-      <w:pPr>
-        <w:pStyle w:val="ListBullet"/>
-      </w:pPr>
-      <w:r>
-        <w:t>Durata e punteggio: 10' effettivi; vince chi arriva a 21 punti o chi e' in vantaggio allo scadere. Canestri da dentro l'arco 1 punto, da fuori 2 punti.</w:t>
-      </w:r>
-    </w:p>
-    <w:p>
-      <w:pPr>
-        <w:pStyle w:val="ListBullet"/>
-      </w:pPr>
-      <w:r>
-        <w:t>Ritmo: azione offensiva max 12''.</w:t>
-      </w:r>
-    </w:p>
-    <w:p>
-      <w:pPr>
-        <w:pStyle w:val="ListBullet"/>
-      </w:pPr>
-      <w:r>
-        <w:t>Cambio possesso: da palla viva (recupero, rimbalzo difensivo, canestro subito) la palla deve uscire oltre l'arco in palleggio o passaggio (no rimessa) prima di attaccare; da palla morta (palla fuori, fallo non in tiro) si riparte con il check-ball (il difensore in punta consegna la palla all'attacco).</w:t>
-      </w:r>
-    </w:p>
-    <w:p>
-      <w:pPr>
-        <w:pStyle w:val="ListBullet"/>
-      </w:pPr>
-      <w:r>
-        <w:t>Smile: su cambio possesso da palla viva, un difensore non puo' ostacolare il portatore finche' e' dentro lo 'smile' (l'area a semicerchio sotto canestro); i 12'' partono comunque.</w:t>
-      </w:r>
-    </w:p>
-    <w:p>
-      <w:pPr>
-        <w:pStyle w:val="ListBullet"/>
-      </w:pPr>
-      <w:r>
-        <w:t>Falli su tiro: dentro l'arco un tiro libero, da fuori due tiri liberi.</w:t>
-      </w:r>
-    </w:p>
-    <w:p>
-      <w:pPr>
-        <w:pStyle w:val="ListBullet"/>
-      </w:pPr>
-      <w:r>
-        <w:t>Falli di squadra: bonus dal 7° fallo (due tiri liberi); dal 10° in poi due tiri liberi + possesso (check-ball). Non esistono i falli personali (di espulsione individuale).</w:t>
-      </w:r>
-    </w:p>
-    <w:p>
-      <w:pPr>
-        <w:pStyle w:val="ListBullet"/>
-      </w:pPr>
-      <w:r>
-        <w:t>Gioco passivo spalle a canestro: non si puo' palleggiare o trattenere la palla spalle/fianco a canestro dentro l'arco per piu' di 3'' (pena cambio possesso con check-ball).</w:t>
-      </w:r>
-    </w:p>
+        <w:t>Confronto regole: 3x3 vs 5vs5 (FIBA)</w:t>
+      </w:r>
+    </w:p>
+    <w:p>
+      <w:r>
+        <w:t>Raccordo generale: le regole FIBA 5vs5 valgono per tutte le situazioni non disciplinate esplicitamente dal 3x3 (premessa al regolamento 3x3).</w:t>
+      </w:r>
+    </w:p>
+    <w:tbl>
+      <w:tblPr>
+        <w:tblStyle w:val="TableGrid"/>
+        <w:tblW w:type="auto" w:w="0"/>
+        <w:jc w:val="center"/>
+        <w:tblLook w:firstColumn="1" w:firstRow="1" w:lastColumn="0" w:lastRow="0" w:noHBand="0" w:noVBand="1" w:val="04A0"/>
+      </w:tblPr>
+      <w:tblGrid>
+        <w:gridCol w:w="3211"/>
+        <w:gridCol w:w="3211"/>
+        <w:gridCol w:w="3211"/>
+      </w:tblGrid>
+      <w:tr>
+        <w:tc>
+          <w:tcPr>
+            <w:tcW w:type="dxa" w:w="3211"/>
+            <w:shd w:val="clear" w:color="auto" w:fill="15489C"/>
+          </w:tcPr>
+          <w:p>
+            <w:r/>
+            <w:r>
+              <w:rPr>
+                <w:b/>
+                <w:color w:val="FFFFFF"/>
+                <w:sz w:val="19"/>
+              </w:rPr>
+              <w:t>Aspetto</w:t>
+            </w:r>
+          </w:p>
+        </w:tc>
+        <w:tc>
+          <w:tcPr>
+            <w:tcW w:type="dxa" w:w="3211"/>
+            <w:shd w:val="clear" w:color="auto" w:fill="15489C"/>
+          </w:tcPr>
+          <w:p>
+            <w:r/>
+            <w:r>
+              <w:rPr>
+                <w:b/>
+                <w:color w:val="FFFFFF"/>
+                <w:sz w:val="19"/>
+              </w:rPr>
+              <w:t>3x3</w:t>
+            </w:r>
+          </w:p>
+        </w:tc>
+        <w:tc>
+          <w:tcPr>
+            <w:tcW w:type="dxa" w:w="3211"/>
+            <w:shd w:val="clear" w:color="auto" w:fill="15489C"/>
+          </w:tcPr>
+          <w:p>
+            <w:r/>
+            <w:r>
+              <w:rPr>
+                <w:b/>
+                <w:color w:val="FFFFFF"/>
+                <w:sz w:val="19"/>
+              </w:rPr>
+              <w:t>5vs5</w:t>
+            </w:r>
+          </w:p>
+        </w:tc>
+      </w:tr>
+      <w:tr>
+        <w:tc>
+          <w:tcPr>
+            <w:tcW w:type="dxa" w:w="1814"/>
+          </w:tcPr>
+          <w:p>
+            <w:r>
+              <w:rPr>
+                <w:b/>
+              </w:rPr>
+            </w:r>
+            <w:r>
+              <w:rPr>
+                <w:sz w:val="18"/>
+              </w:rPr>
+              <w:t>Campo</w:t>
+            </w:r>
+          </w:p>
+        </w:tc>
+        <w:tc>
+          <w:tcPr>
+            <w:tcW w:type="dxa" w:w="3742"/>
+          </w:tcPr>
+          <w:p>
+            <w:r/>
+            <w:r>
+              <w:rPr>
+                <w:sz w:val="18"/>
+              </w:rPr>
+              <w:t>meta' campo, 1 canestro, 15x11 m (Art. 1)</w:t>
+            </w:r>
+          </w:p>
+        </w:tc>
+        <w:tc>
+          <w:tcPr>
+            <w:tcW w:type="dxa" w:w="3742"/>
+          </w:tcPr>
+          <w:p>
+            <w:r/>
+            <w:r>
+              <w:rPr>
+                <w:sz w:val="18"/>
+              </w:rPr>
+              <w:t>campo intero 28x15 m, 2 canestri (Art. 2.1)</w:t>
+            </w:r>
+          </w:p>
+        </w:tc>
+      </w:tr>
+      <w:tr>
+        <w:tc>
+          <w:tcPr>
+            <w:tcW w:type="dxa" w:w="1814"/>
+          </w:tcPr>
+          <w:p>
+            <w:r>
+              <w:rPr>
+                <w:b/>
+              </w:rPr>
+            </w:r>
+            <w:r>
+              <w:rPr>
+                <w:sz w:val="18"/>
+              </w:rPr>
+              <w:t>Giocatori</w:t>
+            </w:r>
+          </w:p>
+        </w:tc>
+        <w:tc>
+          <w:tcPr>
+            <w:tcW w:type="dxa" w:w="3742"/>
+          </w:tcPr>
+          <w:p>
+            <w:r/>
+            <w:r>
+              <w:rPr>
+                <w:sz w:val="18"/>
+              </w:rPr>
+              <w:t>3 in campo + 1 sostituto (Art. 2)</w:t>
+            </w:r>
+          </w:p>
+        </w:tc>
+        <w:tc>
+          <w:tcPr>
+            <w:tcW w:type="dxa" w:w="3742"/>
+          </w:tcPr>
+          <w:p>
+            <w:r/>
+            <w:r>
+              <w:rPr>
+                <w:sz w:val="18"/>
+              </w:rPr>
+              <w:t>5 in campo, roster fino a 12 (Art. 4.2)</w:t>
+            </w:r>
+          </w:p>
+        </w:tc>
+      </w:tr>
+      <w:tr>
+        <w:tc>
+          <w:tcPr>
+            <w:tcW w:type="dxa" w:w="1814"/>
+          </w:tcPr>
+          <w:p>
+            <w:r>
+              <w:rPr>
+                <w:b/>
+              </w:rPr>
+            </w:r>
+            <w:r>
+              <w:rPr>
+                <w:sz w:val="18"/>
+              </w:rPr>
+              <w:t>Coach</w:t>
+            </w:r>
+          </w:p>
+        </w:tc>
+        <w:tc>
+          <w:tcPr>
+            <w:tcW w:type="dxa" w:w="3742"/>
+          </w:tcPr>
+          <w:p>
+            <w:r/>
+            <w:r>
+              <w:rPr>
+                <w:sz w:val="18"/>
+              </w:rPr>
+              <w:t>nessun coach in panchina; i cambi li gestiscono i giocatori (Art. 10)</w:t>
+            </w:r>
+          </w:p>
+        </w:tc>
+        <w:tc>
+          <w:tcPr>
+            <w:tcW w:type="dxa" w:w="3742"/>
+          </w:tcPr>
+          <w:p>
+            <w:r/>
+            <w:r>
+              <w:rPr>
+                <w:sz w:val="18"/>
+              </w:rPr>
+              <w:t>head coach in panchina (Art. 4.2)</w:t>
+            </w:r>
+          </w:p>
+        </w:tc>
+      </w:tr>
+      <w:tr>
+        <w:tc>
+          <w:tcPr>
+            <w:tcW w:type="dxa" w:w="1814"/>
+          </w:tcPr>
+          <w:p>
+            <w:r>
+              <w:rPr>
+                <w:b/>
+              </w:rPr>
+            </w:r>
+            <w:r>
+              <w:rPr>
+                <w:sz w:val="18"/>
+              </w:rPr>
+              <w:t>Durata</w:t>
+            </w:r>
+          </w:p>
+        </w:tc>
+        <w:tc>
+          <w:tcPr>
+            <w:tcW w:type="dxa" w:w="3742"/>
+          </w:tcPr>
+          <w:p>
+            <w:r/>
+            <w:r>
+              <w:rPr>
+                <w:sz w:val="18"/>
+              </w:rPr>
+              <w:t>un unico periodo di 10' (Art. 6.1)</w:t>
+            </w:r>
+          </w:p>
+        </w:tc>
+        <w:tc>
+          <w:tcPr>
+            <w:tcW w:type="dxa" w:w="3742"/>
+          </w:tcPr>
+          <w:p>
+            <w:r/>
+            <w:r>
+              <w:rPr>
+                <w:sz w:val="18"/>
+              </w:rPr>
+              <w:t>4 quarti da 10' (Art. 8.1)</w:t>
+            </w:r>
+          </w:p>
+        </w:tc>
+      </w:tr>
+      <w:tr>
+        <w:tc>
+          <w:tcPr>
+            <w:tcW w:type="dxa" w:w="1814"/>
+          </w:tcPr>
+          <w:p>
+            <w:r>
+              <w:rPr>
+                <w:b/>
+              </w:rPr>
+            </w:r>
+            <w:r>
+              <w:rPr>
+                <w:sz w:val="18"/>
+              </w:rPr>
+              <w:t>Fine gara</w:t>
+            </w:r>
+          </w:p>
+        </w:tc>
+        <w:tc>
+          <w:tcPr>
+            <w:tcW w:type="dxa" w:w="3742"/>
+          </w:tcPr>
+          <w:p>
+            <w:r/>
+            <w:r>
+              <w:rPr>
+                <w:sz w:val="18"/>
+              </w:rPr>
+              <w:t>primo a 21 punti o in vantaggio allo scadere (Art. 6.2)</w:t>
+            </w:r>
+          </w:p>
+        </w:tc>
+        <w:tc>
+          <w:tcPr>
+            <w:tcW w:type="dxa" w:w="3742"/>
+          </w:tcPr>
+          <w:p>
+            <w:r/>
+            <w:r>
+              <w:rPr>
+                <w:sz w:val="18"/>
+              </w:rPr>
+              <w:t>punteggio piu' alto a fine 4° quarto; nessun limite di punti</w:t>
+            </w:r>
+          </w:p>
+        </w:tc>
+      </w:tr>
+      <w:tr>
+        <w:tc>
+          <w:tcPr>
+            <w:tcW w:type="dxa" w:w="1814"/>
+          </w:tcPr>
+          <w:p>
+            <w:r>
+              <w:rPr>
+                <w:b/>
+              </w:rPr>
+            </w:r>
+            <w:r>
+              <w:rPr>
+                <w:sz w:val="18"/>
+              </w:rPr>
+              <w:t>Overtime</w:t>
+            </w:r>
+          </w:p>
+        </w:tc>
+        <w:tc>
+          <w:tcPr>
+            <w:tcW w:type="dxa" w:w="3742"/>
+          </w:tcPr>
+          <w:p>
+            <w:r/>
+            <w:r>
+              <w:rPr>
+                <w:sz w:val="18"/>
+              </w:rPr>
+              <w:t>prima squadra a 2 punti (Art. 6.3)</w:t>
+            </w:r>
+          </w:p>
+        </w:tc>
+        <w:tc>
+          <w:tcPr>
+            <w:tcW w:type="dxa" w:w="3742"/>
+          </w:tcPr>
+          <w:p>
+            <w:r/>
+            <w:r>
+              <w:rPr>
+                <w:sz w:val="18"/>
+              </w:rPr>
+              <w:t>periodi da 5' finche' serve (Art. 8.7)</w:t>
+            </w:r>
+          </w:p>
+        </w:tc>
+      </w:tr>
+      <w:tr>
+        <w:tc>
+          <w:tcPr>
+            <w:tcW w:type="dxa" w:w="1814"/>
+          </w:tcPr>
+          <w:p>
+            <w:r>
+              <w:rPr>
+                <w:b/>
+              </w:rPr>
+            </w:r>
+            <w:r>
+              <w:rPr>
+                <w:sz w:val="18"/>
+              </w:rPr>
+              <w:t>Primo possesso</w:t>
+            </w:r>
+          </w:p>
+        </w:tc>
+        <w:tc>
+          <w:tcPr>
+            <w:tcW w:type="dxa" w:w="3742"/>
+          </w:tcPr>
+          <w:p>
+            <w:r/>
+            <w:r>
+              <w:rPr>
+                <w:sz w:val="18"/>
+              </w:rPr>
+              <w:t>sorteggio a moneta / coin flip (Art. 4.2)</w:t>
+            </w:r>
+          </w:p>
+        </w:tc>
+        <w:tc>
+          <w:tcPr>
+            <w:tcW w:type="dxa" w:w="3742"/>
+          </w:tcPr>
+          <w:p>
+            <w:r/>
+            <w:r>
+              <w:rPr>
+                <w:sz w:val="18"/>
+              </w:rPr>
+              <w:t>salto a due a centrocampo (Art. 9.1)</w:t>
+            </w:r>
+          </w:p>
+        </w:tc>
+      </w:tr>
+      <w:tr>
+        <w:tc>
+          <w:tcPr>
+            <w:tcW w:type="dxa" w:w="1814"/>
+          </w:tcPr>
+          <w:p>
+            <w:r>
+              <w:rPr>
+                <w:b/>
+              </w:rPr>
+            </w:r>
+            <w:r>
+              <w:rPr>
+                <w:sz w:val="18"/>
+              </w:rPr>
+              <w:t>Punteggio</w:t>
+            </w:r>
+          </w:p>
+        </w:tc>
+        <w:tc>
+          <w:tcPr>
+            <w:tcW w:type="dxa" w:w="3742"/>
+          </w:tcPr>
+          <w:p>
+            <w:r/>
+            <w:r>
+              <w:rPr>
+                <w:sz w:val="18"/>
+              </w:rPr>
+              <w:t>1 punto dentro l'arco, 2 da fuori, 1 il tiro libero (Art. 5)</w:t>
+            </w:r>
+          </w:p>
+        </w:tc>
+        <w:tc>
+          <w:tcPr>
+            <w:tcW w:type="dxa" w:w="3742"/>
+          </w:tcPr>
+          <w:p>
+            <w:r/>
+            <w:r>
+              <w:rPr>
+                <w:sz w:val="18"/>
+              </w:rPr>
+              <w:t>2 punti, 3 da fuori, 1 il tiro libero (Art. 16.2)</w:t>
+            </w:r>
+          </w:p>
+        </w:tc>
+      </w:tr>
+      <w:tr>
+        <w:tc>
+          <w:tcPr>
+            <w:tcW w:type="dxa" w:w="1814"/>
+          </w:tcPr>
+          <w:p>
+            <w:r>
+              <w:rPr>
+                <w:b/>
+              </w:rPr>
+            </w:r>
+            <w:r>
+              <w:rPr>
+                <w:sz w:val="18"/>
+              </w:rPr>
+              <w:t>Azione (shot clock)</w:t>
+            </w:r>
+          </w:p>
+        </w:tc>
+        <w:tc>
+          <w:tcPr>
+            <w:tcW w:type="dxa" w:w="3742"/>
+          </w:tcPr>
+          <w:p>
+            <w:r/>
+            <w:r>
+              <w:rPr>
+                <w:sz w:val="18"/>
+              </w:rPr>
+              <w:t>12'' (Art. 9.2)</w:t>
+            </w:r>
+          </w:p>
+        </w:tc>
+        <w:tc>
+          <w:tcPr>
+            <w:tcW w:type="dxa" w:w="3742"/>
+          </w:tcPr>
+          <w:p>
+            <w:r/>
+            <w:r>
+              <w:rPr>
+                <w:sz w:val="18"/>
+              </w:rPr>
+              <w:t>24'', reset a 14'' (Art. 29)</w:t>
+            </w:r>
+          </w:p>
+        </w:tc>
+      </w:tr>
+      <w:tr>
+        <w:tc>
+          <w:tcPr>
+            <w:tcW w:type="dxa" w:w="1814"/>
+          </w:tcPr>
+          <w:p>
+            <w:r>
+              <w:rPr>
+                <w:b/>
+              </w:rPr>
+            </w:r>
+            <w:r>
+              <w:rPr>
+                <w:sz w:val="18"/>
+              </w:rPr>
+              <w:t>Ripartenza dopo canestro</w:t>
+            </w:r>
+          </w:p>
+        </w:tc>
+        <w:tc>
+          <w:tcPr>
+            <w:tcW w:type="dxa" w:w="3742"/>
+          </w:tcPr>
+          <w:p>
+            <w:r/>
+            <w:r>
+              <w:rPr>
+                <w:sz w:val="18"/>
+              </w:rPr>
+              <w:t>riparte chi ha subito, portando la palla oltre l'arco; rimbalzo d'attacco: si continua; difensivo/rubata: 'clear' oltre l'arco (Art. 8)</w:t>
+            </w:r>
+          </w:p>
+        </w:tc>
+        <w:tc>
+          <w:tcPr>
+            <w:tcW w:type="dxa" w:w="3742"/>
+          </w:tcPr>
+          <w:p>
+            <w:r/>
+            <w:r>
+              <w:rPr>
+                <w:sz w:val="18"/>
+              </w:rPr>
+              <w:t>rimessa dal fondo, nessun obbligo di uscire oltre l'arco (Art. 17.3)</w:t>
+            </w:r>
+          </w:p>
+        </w:tc>
+      </w:tr>
+      <w:tr>
+        <w:tc>
+          <w:tcPr>
+            <w:tcW w:type="dxa" w:w="1814"/>
+          </w:tcPr>
+          <w:p>
+            <w:r>
+              <w:rPr>
+                <w:b/>
+              </w:rPr>
+            </w:r>
+            <w:r>
+              <w:rPr>
+                <w:sz w:val="18"/>
+              </w:rPr>
+              <w:t>Palla morta</w:t>
+            </w:r>
+          </w:p>
+        </w:tc>
+        <w:tc>
+          <w:tcPr>
+            <w:tcW w:type="dxa" w:w="3742"/>
+          </w:tcPr>
+          <w:p>
+            <w:r/>
+            <w:r>
+              <w:rPr>
+                <w:sz w:val="18"/>
+              </w:rPr>
+              <w:t>check-ball (scambio col difensore) dietro l'arco al top (Art. 8.3)</w:t>
+            </w:r>
+          </w:p>
+        </w:tc>
+        <w:tc>
+          <w:tcPr>
+            <w:tcW w:type="dxa" w:w="3742"/>
+          </w:tcPr>
+          <w:p>
+            <w:r/>
+            <w:r>
+              <w:rPr>
+                <w:sz w:val="18"/>
+              </w:rPr>
+              <w:t>rimessa dalla linea laterale o di fondo (Art. 17)</w:t>
+            </w:r>
+          </w:p>
+        </w:tc>
+      </w:tr>
+      <w:tr>
+        <w:tc>
+          <w:tcPr>
+            <w:tcW w:type="dxa" w:w="1814"/>
+          </w:tcPr>
+          <w:p>
+            <w:r>
+              <w:rPr>
+                <w:b/>
+              </w:rPr>
+            </w:r>
+            <w:r>
+              <w:rPr>
+                <w:sz w:val="18"/>
+              </w:rPr>
+              <w:t>Bonus falli di squadra</w:t>
+            </w:r>
+          </w:p>
+        </w:tc>
+        <w:tc>
+          <w:tcPr>
+            <w:tcW w:type="dxa" w:w="3742"/>
+          </w:tcPr>
+          <w:p>
+            <w:r/>
+            <w:r>
+              <w:rPr>
+                <w:sz w:val="18"/>
+              </w:rPr>
+              <w:t>dal 7° fallo (dopo 6): 7-8-9 -&gt; 2 TL; 10°+ -&gt; 2 TL + possesso (Art. 7)</w:t>
+            </w:r>
+          </w:p>
+        </w:tc>
+        <w:tc>
+          <w:tcPr>
+            <w:tcW w:type="dxa" w:w="3742"/>
+          </w:tcPr>
+          <w:p>
+            <w:r/>
+            <w:r>
+              <w:rPr>
+                <w:sz w:val="18"/>
+              </w:rPr>
+              <w:t>dal 5° fallo di squadra nel quarto (dopo 4) -&gt; 2 TL (Art. 41)</w:t>
+            </w:r>
+          </w:p>
+        </w:tc>
+      </w:tr>
+      <w:tr>
+        <w:tc>
+          <w:tcPr>
+            <w:tcW w:type="dxa" w:w="1814"/>
+          </w:tcPr>
+          <w:p>
+            <w:r>
+              <w:rPr>
+                <w:b/>
+              </w:rPr>
+            </w:r>
+            <w:r>
+              <w:rPr>
+                <w:sz w:val="18"/>
+              </w:rPr>
+              <w:t>Falli su tiro</w:t>
+            </w:r>
+          </w:p>
+        </w:tc>
+        <w:tc>
+          <w:tcPr>
+            <w:tcW w:type="dxa" w:w="3742"/>
+          </w:tcPr>
+          <w:p>
+            <w:r/>
+            <w:r>
+              <w:rPr>
+                <w:sz w:val="18"/>
+              </w:rPr>
+              <w:t>dentro l'arco 1 TL, da fuori 2 TL; and-one +1 (Art. 7.2-7.3)</w:t>
+            </w:r>
+          </w:p>
+        </w:tc>
+        <w:tc>
+          <w:tcPr>
+            <w:tcW w:type="dxa" w:w="3742"/>
+          </w:tcPr>
+          <w:p>
+            <w:r/>
+            <w:r>
+              <w:rPr>
+                <w:sz w:val="18"/>
+              </w:rPr>
+              <w:t>da 2 falliti 2 TL, da 3 falliti 3 TL; and-one +1 (Art. 34.2.3)</w:t>
+            </w:r>
+          </w:p>
+        </w:tc>
+      </w:tr>
+      <w:tr>
+        <w:tc>
+          <w:tcPr>
+            <w:tcW w:type="dxa" w:w="1814"/>
+          </w:tcPr>
+          <w:p>
+            <w:r>
+              <w:rPr>
+                <w:b/>
+              </w:rPr>
+            </w:r>
+            <w:r>
+              <w:rPr>
+                <w:sz w:val="18"/>
+              </w:rPr>
+              <w:t>Falli personali</w:t>
+            </w:r>
+          </w:p>
+        </w:tc>
+        <w:tc>
+          <w:tcPr>
+            <w:tcW w:type="dxa" w:w="3742"/>
+          </w:tcPr>
+          <w:p>
+            <w:r/>
+            <w:r>
+              <w:rPr>
+                <w:sz w:val="18"/>
+              </w:rPr>
+              <w:t>nessuna esclusione per numero di falli personali (Art. 7.1)</w:t>
+            </w:r>
+          </w:p>
+        </w:tc>
+        <w:tc>
+          <w:tcPr>
+            <w:tcW w:type="dxa" w:w="3742"/>
+          </w:tcPr>
+          <w:p>
+            <w:r/>
+            <w:r>
+              <w:rPr>
+                <w:sz w:val="18"/>
+              </w:rPr>
+              <w:t>5 falli personali -&gt; fuori (Art. 4.1.2)</w:t>
+            </w:r>
+          </w:p>
+        </w:tc>
+      </w:tr>
+      <w:tr>
+        <w:tc>
+          <w:tcPr>
+            <w:tcW w:type="dxa" w:w="1814"/>
+          </w:tcPr>
+          <w:p>
+            <w:r>
+              <w:rPr>
+                <w:b/>
+              </w:rPr>
+            </w:r>
+            <w:r>
+              <w:rPr>
+                <w:sz w:val="18"/>
+              </w:rPr>
+              <w:t>Time-out</w:t>
+            </w:r>
+          </w:p>
+        </w:tc>
+        <w:tc>
+          <w:tcPr>
+            <w:tcW w:type="dxa" w:w="3742"/>
+          </w:tcPr>
+          <w:p>
+            <w:r/>
+            <w:r>
+              <w:rPr>
+                <w:sz w:val="18"/>
+              </w:rPr>
+              <w:t>uno da 30'' per squadra (Art. 11)</w:t>
+            </w:r>
+          </w:p>
+        </w:tc>
+        <w:tc>
+          <w:tcPr>
+            <w:tcW w:type="dxa" w:w="3742"/>
+          </w:tcPr>
+          <w:p>
+            <w:r/>
+            <w:r>
+              <w:rPr>
+                <w:sz w:val="18"/>
+              </w:rPr>
+              <w:t>2 nel 1° tempo, 3 nel 2°, 1 per overtime; da 1' (Art. 18)</w:t>
+            </w:r>
+          </w:p>
+        </w:tc>
+      </w:tr>
+      <w:tr>
+        <w:tc>
+          <w:tcPr>
+            <w:tcW w:type="dxa" w:w="1814"/>
+          </w:tcPr>
+          <w:p>
+            <w:r>
+              <w:rPr>
+                <w:b/>
+              </w:rPr>
+            </w:r>
+            <w:r>
+              <w:rPr>
+                <w:sz w:val="18"/>
+              </w:rPr>
+              <w:t>Sostituzioni</w:t>
+            </w:r>
+          </w:p>
+        </w:tc>
+        <w:tc>
+          <w:tcPr>
+            <w:tcW w:type="dxa" w:w="3742"/>
+          </w:tcPr>
+          <w:p>
+            <w:r/>
+            <w:r>
+              <w:rPr>
+                <w:sz w:val="18"/>
+              </w:rPr>
+              <w:t>a palla morta, dietro il fondo, con contatto fisico, senza arbitro/tavolo (Art. 10)</w:t>
+            </w:r>
+          </w:p>
+        </w:tc>
+        <w:tc>
+          <w:tcPr>
+            <w:tcW w:type="dxa" w:w="3742"/>
+          </w:tcPr>
+          <w:p>
+            <w:r/>
+            <w:r>
+              <w:rPr>
+                <w:sz w:val="18"/>
+              </w:rPr>
+              <w:t>solo in substitution opportunity, tramite il tavolo (Art. 19)</w:t>
+            </w:r>
+          </w:p>
+        </w:tc>
+      </w:tr>
+      <w:tr>
+        <w:tc>
+          <w:tcPr>
+            <w:tcW w:type="dxa" w:w="1814"/>
+          </w:tcPr>
+          <w:p>
+            <w:r>
+              <w:rPr>
+                <w:b/>
+              </w:rPr>
+            </w:r>
+            <w:r>
+              <w:rPr>
+                <w:sz w:val="18"/>
+              </w:rPr>
+              <w:t>Pallone</w:t>
+            </w:r>
+          </w:p>
+        </w:tc>
+        <w:tc>
+          <w:tcPr>
+            <w:tcW w:type="dxa" w:w="3742"/>
+          </w:tcPr>
+          <w:p>
+            <w:r/>
+            <w:r>
+              <w:rPr>
+                <w:sz w:val="18"/>
+              </w:rPr>
+              <w:t>taglia 6 (Art. 1); il pallone ufficiale ha il peso di un taglia 7</w:t>
+            </w:r>
+          </w:p>
+        </w:tc>
+        <w:tc>
+          <w:tcPr>
+            <w:tcW w:type="dxa" w:w="3742"/>
+          </w:tcPr>
+          <w:p>
+            <w:r/>
+            <w:r>
+              <w:rPr>
+                <w:sz w:val="18"/>
+              </w:rPr>
+              <w:t>taglia rimandata al regolamento Equipment (non nelle OBR)</w:t>
+            </w:r>
+          </w:p>
+        </w:tc>
+      </w:tr>
+    </w:tbl>
     <w:p>
       <w:pPr>
         <w:pStyle w:val="Heading2"/>
@@ -4277,6 +5124,16 @@
       </w:pPr>
       <w:r>
         <w:t>Aspetti fisici: sviluppa forza esplosiva, resistenza anaerobica e agilita'; recupero rapido, stabilita' del core per i contatti, reattivita' nel breve; i continui cambi di direzione, salti e rimbalzi allenano potenza ed elasticita' degli arti inferiori; la densita' di avversari in poco spazio esalta la coordinazione oculo-manuale e la rapidita' dei piedi.</w:t>
+      </w:r>
+    </w:p>
+    <w:p>
+      <w:r>
+        <w:rPr>
+          <w:i/>
+          <w:color w:val="555555"/>
+          <w:sz w:val="18"/>
+        </w:rPr>
+        <w:t>Fonti: FIBA 3x3 Rules of the Game (fiba3x3.com/docs/fiba-3x3-basketball-rules-interpretations-yellow-version.pdf); FIBA Official Basketball Rules 2024, v1.0a (5vs5).</w:t>
       </w:r>
     </w:p>
     <w:p>
